--- a/03_Entregables-diseño/SI - Ciclo II/1 - SI-SGCSSMA - Sistema de gestión de calidad, seguridad, salud y medio ambiente/Instrumentos de evaluación/CUESTIONARIOS Y EXÁMENES/CV2/CV2 Recurso autónomo.docx
+++ b/03_Entregables-diseño/SI - Ciclo II/1 - SI-SGCSSMA - Sistema de gestión de calidad, seguridad, salud y medio ambiente/Instrumentos de evaluación/CUESTIONARIOS Y EXÁMENES/CV2/CV2 Recurso autónomo.docx
@@ -147,7 +147,7 @@
                 <w:color w:val="0D2632"/>
                 <w:sz w:val="20"/>
               </w:rPr>
-              <w:t>90 minutos de lectura · 45 minutos de cuestionario</w:t>
+              <w:t>90 minutos de recurso (80 de lectura + 5 de video) · 45 minutos de cuestionario</w:t>
             </w:r>
           </w:p>
         </w:tc>
@@ -249,7 +249,7 @@
           <w:color w:val="0D2632"/>
           <w:sz w:val="22"/>
         </w:rPr>
-        <w:t>90 de lectura y 45 de cuestionario</w:t>
+        <w:t>85 de lectura, 5 de video y 45 de cuestionario</w:t>
       </w:r>
       <w:r>
         <w:rPr>
@@ -259,7 +259,27 @@
           <w:color w:val="0D2632"/>
           <w:sz w:val="22"/>
         </w:rPr>
-        <w:t>. Todas las preguntas se contestan con lo que está aquí.</w:t>
+        <w:t xml:space="preserve">. Todas las preguntas se contestan con lo que está aquí —el video incluido, porque el </w:t>
+      </w:r>
+      <w:r>
+        <w:rPr>
+          <w:rFonts w:ascii="Aptos" w:hAnsi="Aptos"/>
+          <w:b/>
+          <w:i w:val="0"/>
+          <w:color w:val="0D2632"/>
+          <w:sz w:val="22"/>
+        </w:rPr>
+        <w:t>Anexo A</w:t>
+      </w:r>
+      <w:r>
+        <w:rPr>
+          <w:rFonts w:ascii="Aptos" w:hAnsi="Aptos"/>
+          <w:b w:val="0"/>
+          <w:i w:val="0"/>
+          <w:color w:val="0D2632"/>
+          <w:sz w:val="22"/>
+        </w:rPr>
+        <w:t xml:space="preserve"> resume lo que muestra en cada minuto—.</w:t>
       </w:r>
     </w:p>
     <w:p>
@@ -490,27 +510,7 @@
           <w:color w:val="0D2632"/>
           <w:sz w:val="22"/>
         </w:rPr>
-        <w:t xml:space="preserve">Cada apartado cierra con el recuadro </w:t>
-      </w:r>
-      <w:r>
-        <w:rPr>
-          <w:rFonts w:ascii="Aptos" w:hAnsi="Aptos"/>
-          <w:b/>
-          <w:i w:val="0"/>
-          <w:color w:val="0D2632"/>
-          <w:sz w:val="22"/>
-        </w:rPr>
-        <w:t>«Lo que se pregunta»</w:t>
-      </w:r>
-      <w:r>
-        <w:rPr>
-          <w:rFonts w:ascii="Aptos" w:hAnsi="Aptos"/>
-          <w:b w:val="0"/>
-          <w:i w:val="0"/>
-          <w:color w:val="0D2632"/>
-          <w:sz w:val="22"/>
-        </w:rPr>
-        <w:t>. Si uno no te cuadra, vuelve al apartado antes de seguir.</w:t>
+        <w:t>Al terminar cada apartado, comprueba que puedes explicarlo con tus palabras. Si no, vuelve sobre él antes de seguir.</w:t>
       </w:r>
     </w:p>
     <w:p>
@@ -531,23 +531,7 @@
           <w:color w:val="0E7C86"/>
           <w:sz w:val="32"/>
         </w:rPr>
-        <w:t>Capítulo 1 — Los requisitos legales: lo que no se negocia</w:t>
-      </w:r>
-    </w:p>
-    <w:p>
-      <w:pPr>
-        <w:spacing w:before="280" w:after="120" w:line="264" w:lineRule="auto"/>
-        <w:ind w:left="0"/>
-      </w:pPr>
-      <w:r>
-        <w:rPr>
-          <w:rFonts w:ascii="Aptos" w:hAnsi="Aptos"/>
-          <w:b/>
-          <w:i w:val="0"/>
-          <w:color w:val="0D2632"/>
-          <w:sz w:val="25"/>
-        </w:rPr>
-        <w:t>1.1 Otra cláusula que la ISO 9001 no tiene</w:t>
+        <w:t>El video de este cuadernillo</w:t>
       </w:r>
     </w:p>
     <w:p>
@@ -564,7 +548,7 @@
           <w:color w:val="0D2632"/>
           <w:sz w:val="22"/>
         </w:rPr>
-        <w:t xml:space="preserve">En el cuadernillo anterior viste que la </w:t>
+        <w:t xml:space="preserve">De este video mira </w:t>
       </w:r>
       <w:r>
         <w:rPr>
@@ -574,7 +558,7 @@
           <w:color w:val="0D2632"/>
           <w:sz w:val="22"/>
         </w:rPr>
-        <w:t>5.4</w:t>
+        <w:t>solo el tramo 12:22 – 17:05</w:t>
       </w:r>
       <w:r>
         <w:rPr>
@@ -584,309 +568,7 @@
           <w:color w:val="0D2632"/>
           <w:sz w:val="22"/>
         </w:rPr>
-        <w:t xml:space="preserve"> existe solo en la ISO 45001. Aquí aparece la segunda excepción de la estructura común: la </w:t>
-      </w:r>
-      <w:r>
-        <w:rPr>
-          <w:rFonts w:ascii="Aptos" w:hAnsi="Aptos"/>
-          <w:b/>
-          <w:i w:val="0"/>
-          <w:color w:val="0D2632"/>
-          <w:sz w:val="22"/>
-        </w:rPr>
-        <w:t>cláusula 6.1.3</w:t>
-      </w:r>
-      <w:r>
-        <w:rPr>
-          <w:rFonts w:ascii="Aptos" w:hAnsi="Aptos"/>
-          <w:b w:val="0"/>
-          <w:i w:val="0"/>
-          <w:color w:val="0D2632"/>
-          <w:sz w:val="22"/>
-        </w:rPr>
-        <w:t>.</w:t>
-      </w:r>
-    </w:p>
-    <w:p>
-      <w:pPr>
-        <w:spacing w:before="0" w:after="60" w:line="300" w:lineRule="auto"/>
-        <w:ind w:left="340"/>
-      </w:pPr>
-      <w:r>
-        <w:rPr>
-          <w:rFonts w:ascii="Aptos" w:hAnsi="Aptos"/>
-          <w:b w:val="0"/>
-          <w:i w:val="0"/>
-          <w:color w:val="0D2632"/>
-          <w:sz w:val="22"/>
-        </w:rPr>
-        <w:t xml:space="preserve">•  La </w:t>
-      </w:r>
-      <w:r>
-        <w:rPr>
-          <w:rFonts w:ascii="Aptos" w:hAnsi="Aptos"/>
-          <w:b/>
-          <w:i w:val="0"/>
-          <w:color w:val="0D2632"/>
-          <w:sz w:val="22"/>
-        </w:rPr>
-        <w:t>ISO 45001</w:t>
-      </w:r>
-      <w:r>
-        <w:rPr>
-          <w:rFonts w:ascii="Aptos" w:hAnsi="Aptos"/>
-          <w:b w:val="0"/>
-          <w:i w:val="0"/>
-          <w:color w:val="0D2632"/>
-          <w:sz w:val="22"/>
-        </w:rPr>
-        <w:t xml:space="preserve"> la llama </w:t>
-      </w:r>
-      <w:r>
-        <w:rPr>
-          <w:rFonts w:ascii="Aptos" w:hAnsi="Aptos"/>
-          <w:b/>
-          <w:i w:val="0"/>
-          <w:color w:val="0D2632"/>
-          <w:sz w:val="22"/>
-        </w:rPr>
-        <w:t>«determinación de los requisitos legales y otros requisitos»</w:t>
-      </w:r>
-      <w:r>
-        <w:rPr>
-          <w:rFonts w:ascii="Aptos" w:hAnsi="Aptos"/>
-          <w:b w:val="0"/>
-          <w:i w:val="0"/>
-          <w:color w:val="0D2632"/>
-          <w:sz w:val="22"/>
-        </w:rPr>
-        <w:t>.</w:t>
-      </w:r>
-    </w:p>
-    <w:p>
-      <w:pPr>
-        <w:spacing w:before="0" w:after="60" w:line="300" w:lineRule="auto"/>
-        <w:ind w:left="340"/>
-      </w:pPr>
-      <w:r>
-        <w:rPr>
-          <w:rFonts w:ascii="Aptos" w:hAnsi="Aptos"/>
-          <w:b w:val="0"/>
-          <w:i w:val="0"/>
-          <w:color w:val="0D2632"/>
-          <w:sz w:val="22"/>
-        </w:rPr>
-        <w:t xml:space="preserve">•  La </w:t>
-      </w:r>
-      <w:r>
-        <w:rPr>
-          <w:rFonts w:ascii="Aptos" w:hAnsi="Aptos"/>
-          <w:b/>
-          <w:i w:val="0"/>
-          <w:color w:val="0D2632"/>
-          <w:sz w:val="22"/>
-        </w:rPr>
-        <w:t>ISO 14001</w:t>
-      </w:r>
-      <w:r>
-        <w:rPr>
-          <w:rFonts w:ascii="Aptos" w:hAnsi="Aptos"/>
-          <w:b w:val="0"/>
-          <w:i w:val="0"/>
-          <w:color w:val="0D2632"/>
-          <w:sz w:val="22"/>
-        </w:rPr>
-        <w:t xml:space="preserve"> la llama </w:t>
-      </w:r>
-      <w:r>
-        <w:rPr>
-          <w:rFonts w:ascii="Aptos" w:hAnsi="Aptos"/>
-          <w:b/>
-          <w:i w:val="0"/>
-          <w:color w:val="0D2632"/>
-          <w:sz w:val="22"/>
-        </w:rPr>
-        <w:t>«obligaciones de cumplimiento»</w:t>
-      </w:r>
-      <w:r>
-        <w:rPr>
-          <w:rFonts w:ascii="Aptos" w:hAnsi="Aptos"/>
-          <w:b w:val="0"/>
-          <w:i w:val="0"/>
-          <w:color w:val="0D2632"/>
-          <w:sz w:val="22"/>
-        </w:rPr>
-        <w:t>. Distinto nombre, misma idea.</w:t>
-      </w:r>
-    </w:p>
-    <w:p>
-      <w:pPr>
-        <w:spacing w:before="0" w:after="60" w:line="300" w:lineRule="auto"/>
-        <w:ind w:left="340"/>
-      </w:pPr>
-      <w:r>
-        <w:rPr>
-          <w:rFonts w:ascii="Aptos" w:hAnsi="Aptos"/>
-          <w:b w:val="0"/>
-          <w:i w:val="0"/>
-          <w:color w:val="0D2632"/>
-          <w:sz w:val="22"/>
-        </w:rPr>
-        <w:t xml:space="preserve">•  La </w:t>
-      </w:r>
-      <w:r>
-        <w:rPr>
-          <w:rFonts w:ascii="Aptos" w:hAnsi="Aptos"/>
-          <w:b/>
-          <w:i w:val="0"/>
-          <w:color w:val="0D2632"/>
-          <w:sz w:val="22"/>
-        </w:rPr>
-        <w:t>ISO 9001 no la tiene.</w:t>
-      </w:r>
-      <w:r>
-        <w:rPr>
-          <w:rFonts w:ascii="Aptos" w:hAnsi="Aptos"/>
-          <w:b w:val="0"/>
-          <w:i w:val="0"/>
-          <w:color w:val="0D2632"/>
-          <w:sz w:val="22"/>
-        </w:rPr>
-        <w:t xml:space="preserve"> Sus requisitos legales entran por otro sitio: la cláusula </w:t>
-      </w:r>
-      <w:r>
-        <w:rPr>
-          <w:rFonts w:ascii="Aptos" w:hAnsi="Aptos"/>
-          <w:b/>
-          <w:i w:val="0"/>
-          <w:color w:val="0D2632"/>
-          <w:sz w:val="22"/>
-        </w:rPr>
-        <w:t>8.2</w:t>
-      </w:r>
-      <w:r>
-        <w:rPr>
-          <w:rFonts w:ascii="Aptos" w:hAnsi="Aptos"/>
-          <w:b w:val="0"/>
-          <w:i w:val="0"/>
-          <w:color w:val="0D2632"/>
-          <w:sz w:val="22"/>
-        </w:rPr>
-        <w:t>, cuando se determinan los requisitos para los productos y servicios.</w:t>
-      </w:r>
-    </w:p>
-    <w:p>
-      <w:pPr>
-        <w:spacing w:before="0" w:after="120" w:line="300" w:lineRule="auto"/>
-        <w:ind w:left="0"/>
-        <w:jc w:val="both"/>
-      </w:pPr>
-      <w:r>
-        <w:rPr>
-          <w:rFonts w:ascii="Aptos" w:hAnsi="Aptos"/>
-          <w:b w:val="0"/>
-          <w:i w:val="0"/>
-          <w:color w:val="0D2632"/>
-          <w:sz w:val="22"/>
-        </w:rPr>
-        <w:t xml:space="preserve">Tiene sentido si piensas en el objeto de cada norma. Al cliente le importa que el producto cumpla la ley aplicable </w:t>
-      </w:r>
-      <w:r>
-        <w:rPr>
-          <w:rFonts w:ascii="Aptos" w:hAnsi="Aptos"/>
-          <w:b/>
-          <w:i w:val="0"/>
-          <w:color w:val="0D2632"/>
-          <w:sz w:val="22"/>
-        </w:rPr>
-        <w:t>a ese producto</w:t>
-      </w:r>
-      <w:r>
-        <w:rPr>
-          <w:rFonts w:ascii="Aptos" w:hAnsi="Aptos"/>
-          <w:b w:val="0"/>
-          <w:i w:val="0"/>
-          <w:color w:val="0D2632"/>
-          <w:sz w:val="22"/>
-        </w:rPr>
-        <w:t xml:space="preserve">; al trabajador y al entorno les importa que la empresa cumpla la ley </w:t>
-      </w:r>
-      <w:r>
-        <w:rPr>
-          <w:rFonts w:ascii="Aptos" w:hAnsi="Aptos"/>
-          <w:b/>
-          <w:i w:val="0"/>
-          <w:color w:val="0D2632"/>
-          <w:sz w:val="22"/>
-        </w:rPr>
-        <w:t>completa</w:t>
-      </w:r>
-      <w:r>
-        <w:rPr>
-          <w:rFonts w:ascii="Aptos" w:hAnsi="Aptos"/>
-          <w:b w:val="0"/>
-          <w:i w:val="0"/>
-          <w:color w:val="0D2632"/>
-          <w:sz w:val="22"/>
-        </w:rPr>
-        <w:t>, esté o no relacionada con lo que vende.</w:t>
-      </w:r>
-    </w:p>
-    <w:p>
-      <w:pPr>
-        <w:spacing w:before="0" w:after="120" w:line="300" w:lineRule="auto"/>
-        <w:ind w:left="0"/>
-        <w:jc w:val="both"/>
-      </w:pPr>
-      <w:r>
-        <w:rPr>
-          <w:rFonts w:ascii="Aptos" w:hAnsi="Aptos"/>
-          <w:b w:val="0"/>
-          <w:i w:val="0"/>
-          <w:color w:val="0D2632"/>
-          <w:sz w:val="22"/>
-        </w:rPr>
-        <w:t xml:space="preserve">Y hay una parte del título que se olvida: </w:t>
-      </w:r>
-      <w:r>
-        <w:rPr>
-          <w:rFonts w:ascii="Aptos" w:hAnsi="Aptos"/>
-          <w:b/>
-          <w:i w:val="0"/>
-          <w:color w:val="0D2632"/>
-          <w:sz w:val="22"/>
-        </w:rPr>
-        <w:t>«y otros requisitos»</w:t>
-      </w:r>
-      <w:r>
-        <w:rPr>
-          <w:rFonts w:ascii="Aptos" w:hAnsi="Aptos"/>
-          <w:b w:val="0"/>
-          <w:i w:val="0"/>
-          <w:color w:val="0D2632"/>
-          <w:sz w:val="22"/>
-        </w:rPr>
-        <w:t xml:space="preserve">. No es relleno. Otros requisitos son los que la empresa se echa encima aunque ninguna ley se lo mande: lo que firmó en un contrato con el cliente, lo que acordó con el sindicato, lo que se comprometió con la comunidad, el estándar corporativo de su casa matriz. Vuelve la idea del cuadernillo anterior: </w:t>
-      </w:r>
-      <w:r>
-        <w:rPr>
-          <w:rFonts w:ascii="Aptos" w:hAnsi="Aptos"/>
-          <w:b/>
-          <w:i w:val="0"/>
-          <w:color w:val="0D2632"/>
-          <w:sz w:val="22"/>
-        </w:rPr>
-        <w:t>lo que la empresa adopta pasa a ser exigible dentro de su propio sistema</w:t>
-      </w:r>
-      <w:r>
-        <w:rPr>
-          <w:rFonts w:ascii="Aptos" w:hAnsi="Aptos"/>
-          <w:b w:val="0"/>
-          <w:i w:val="0"/>
-          <w:color w:val="0D2632"/>
-          <w:sz w:val="22"/>
-        </w:rPr>
-        <w:t>, y el auditor lo revisa igual que la ley.</w:t>
+        <w:t>, que son menos de cinco minutos:</w:t>
       </w:r>
     </w:p>
     <w:tbl>
@@ -916,14 +598,8 @@
                 <w:color w:val="0D2632"/>
                 <w:sz w:val="21"/>
               </w:rPr>
-              <w:t>Lo que se pregunta</w:t>
+              <w:t>«Cláusula 6 · ISO 45001:2018 — Planificación»</w:t>
             </w:r>
-          </w:p>
-          <w:p>
-            <w:pPr>
-              <w:spacing w:before="0" w:after="40"/>
-              <w:ind w:left="170"/>
-            </w:pPr>
             <w:r>
               <w:rPr>
                 <w:rFonts w:ascii="Aptos" w:hAnsi="Aptos"/>
@@ -932,23 +608,7 @@
                 <w:color w:val="0D2632"/>
                 <w:sz w:val="21"/>
               </w:rPr>
-              <w:t>Que la 6.1.3 está en la ISO 45001 y en la ISO 14001, y no en la ISO 9001.</w:t>
-            </w:r>
-          </w:p>
-          <w:p>
-            <w:pPr>
-              <w:spacing w:before="0" w:after="40"/>
-              <w:ind w:left="170"/>
-            </w:pPr>
-            <w:r>
-              <w:rPr>
-                <w:rFonts w:ascii="Aptos" w:hAnsi="Aptos"/>
-                <w:b w:val="0"/>
-                <w:i w:val="0"/>
-                <w:color w:val="0D2632"/>
-                <w:sz w:val="21"/>
-              </w:rPr>
-              <w:t>Cómo se llama en cada una, y por dónde entra lo legal en la ISO 9001.</w:t>
+              <w:t>, del canal Procem Consultores</w:t>
             </w:r>
           </w:p>
           <w:p>
@@ -964,7 +624,7 @@
                 <w:color w:val="0D2632"/>
                 <w:sz w:val="21"/>
               </w:rPr>
-              <w:t>Qué son los «otros requisitos», con ejemplos.</w:t>
+              <w:t>https://youtu.be/Pr2wlMiW_NY</w:t>
             </w:r>
           </w:p>
         </w:tc>
@@ -977,18 +637,59 @@
     </w:p>
     <w:p>
       <w:pPr>
-        <w:spacing w:before="280" w:after="120" w:line="264" w:lineRule="auto"/>
+        <w:spacing w:before="0" w:after="120" w:line="300" w:lineRule="auto"/>
         <w:ind w:left="0"/>
+        <w:jc w:val="both"/>
       </w:pPr>
       <w:r>
         <w:rPr>
           <w:rFonts w:ascii="Aptos" w:hAnsi="Aptos"/>
+          <w:b w:val="0"/>
+          <w:i w:val="0"/>
+          <w:color w:val="0D2632"/>
+          <w:sz w:val="22"/>
+        </w:rPr>
+        <w:t xml:space="preserve">Ese tramo cubre dos cosas de este cuadernillo: </w:t>
+      </w:r>
+      <w:r>
+        <w:rPr>
+          <w:rFonts w:ascii="Aptos" w:hAnsi="Aptos"/>
           <w:b/>
           <w:i w:val="0"/>
           <w:color w:val="0D2632"/>
-          <w:sz w:val="25"/>
-        </w:rPr>
-        <w:t>1.2 Identificar, acceder y mantener actualizado</w:t>
+          <w:sz w:val="22"/>
+        </w:rPr>
+        <w:t>los siete tipos de requisito legal</w:t>
+      </w:r>
+      <w:r>
+        <w:rPr>
+          <w:rFonts w:ascii="Aptos" w:hAnsi="Aptos"/>
+          <w:b w:val="0"/>
+          <w:i w:val="0"/>
+          <w:color w:val="0D2632"/>
+          <w:sz w:val="22"/>
+        </w:rPr>
+        <w:t xml:space="preserve"> (12:29) y </w:t>
+      </w:r>
+      <w:r>
+        <w:rPr>
+          <w:rFonts w:ascii="Aptos" w:hAnsi="Aptos"/>
+          <w:b/>
+          <w:i w:val="0"/>
+          <w:color w:val="0D2632"/>
+          <w:sz w:val="22"/>
+        </w:rPr>
+        <w:t>los objetivos de SST con su indicador</w:t>
+      </w:r>
+      <w:r>
+        <w:rPr>
+          <w:rFonts w:ascii="Aptos" w:hAnsi="Aptos"/>
+          <w:b w:val="0"/>
+          <w:i w:val="0"/>
+          <w:color w:val="0D2632"/>
+          <w:sz w:val="22"/>
+        </w:rPr>
+        <w:t xml:space="preserve"> (14:42). Lo anterior del video es la cláusula 6.1, que ya viste en el cuadernillo 1.</w:t>
       </w:r>
     </w:p>
     <w:p>
@@ -1005,7 +706,47 @@
           <w:color w:val="0D2632"/>
           <w:sz w:val="22"/>
         </w:rPr>
-        <w:t>La cláusula pide tres verbos, y son tres cosas distintas que se confunden todo el tiempo.</w:t>
+        <w:t xml:space="preserve">Un aviso: el video habla </w:t>
+      </w:r>
+      <w:r>
+        <w:rPr>
+          <w:rFonts w:ascii="Aptos" w:hAnsi="Aptos"/>
+          <w:b/>
+          <w:i w:val="0"/>
+          <w:color w:val="0D2632"/>
+          <w:sz w:val="22"/>
+        </w:rPr>
+        <w:t>solo de la ISO 45001</w:t>
+      </w:r>
+      <w:r>
+        <w:rPr>
+          <w:rFonts w:ascii="Aptos" w:hAnsi="Aptos"/>
+          <w:b w:val="0"/>
+          <w:i w:val="0"/>
+          <w:color w:val="0D2632"/>
+          <w:sz w:val="22"/>
+        </w:rPr>
+        <w:t xml:space="preserve">, y </w:t>
+      </w:r>
+      <w:r>
+        <w:rPr>
+          <w:rFonts w:ascii="Aptos" w:hAnsi="Aptos"/>
+          <w:b/>
+          <w:i w:val="0"/>
+          <w:color w:val="0D2632"/>
+          <w:sz w:val="22"/>
+        </w:rPr>
+        <w:t>no trata el programa anual peruano</w:t>
+      </w:r>
+      <w:r>
+        <w:rPr>
+          <w:rFonts w:ascii="Aptos" w:hAnsi="Aptos"/>
+          <w:b w:val="0"/>
+          <w:i w:val="0"/>
+          <w:color w:val="0D2632"/>
+          <w:sz w:val="22"/>
+        </w:rPr>
+        <w:t xml:space="preserve"> ni el DS 005-2012. Eso va por lectura, en el apartado 2.4.</w:t>
       </w:r>
     </w:p>
     <w:p>
@@ -1017,12 +758,22 @@
       <w:r>
         <w:rPr>
           <w:rFonts w:ascii="Aptos" w:hAnsi="Aptos"/>
+          <w:b w:val="0"/>
+          <w:i w:val="0"/>
+          <w:color w:val="0D2632"/>
+          <w:sz w:val="22"/>
+        </w:rPr>
+        <w:t xml:space="preserve">El </w:t>
+      </w:r>
+      <w:r>
+        <w:rPr>
+          <w:rFonts w:ascii="Aptos" w:hAnsi="Aptos"/>
           <w:b/>
           <w:i w:val="0"/>
           <w:color w:val="0D2632"/>
           <w:sz w:val="22"/>
         </w:rPr>
-        <w:t>Identificar</w:t>
+        <w:t>Anexo A</w:t>
       </w:r>
       <w:r>
         <w:rPr>
@@ -1032,27 +783,44 @@
           <w:color w:val="0D2632"/>
           <w:sz w:val="22"/>
         </w:rPr>
-        <w:t xml:space="preserve"> es saber </w:t>
-      </w:r>
+        <w:t>, al final, tiene el resumen minuto a minuto.</w:t>
+      </w:r>
+    </w:p>
+    <w:p>
+      <w:r>
+        <w:br w:type="page"/>
+      </w:r>
+    </w:p>
+    <w:p>
+      <w:pPr>
+        <w:spacing w:before="200" w:after="200" w:line="264" w:lineRule="auto"/>
+        <w:ind w:left="0"/>
+      </w:pPr>
       <w:r>
         <w:rPr>
           <w:rFonts w:ascii="Aptos" w:hAnsi="Aptos"/>
           <w:b/>
           <w:i w:val="0"/>
-          <w:color w:val="0D2632"/>
-          <w:sz w:val="22"/>
-        </w:rPr>
-        <w:t>qué normas le aplican a esta empresa y a esta actividad</w:t>
-      </w:r>
-      <w:r>
-        <w:rPr>
-          <w:rFonts w:ascii="Aptos" w:hAnsi="Aptos"/>
-          <w:b w:val="0"/>
-          <w:i w:val="0"/>
-          <w:color w:val="0D2632"/>
-          <w:sz w:val="22"/>
-        </w:rPr>
-        <w:t>. No a la industria en general: a esta. Una lista genérica descargada de internet no identifica nada, porque no distingue lo que aplica de lo que no.</w:t>
+          <w:color w:val="0E7C86"/>
+          <w:sz w:val="32"/>
+        </w:rPr>
+        <w:t>Capítulo 1 — Los requisitos legales: lo que no se negocia</w:t>
+      </w:r>
+    </w:p>
+    <w:p>
+      <w:pPr>
+        <w:spacing w:before="280" w:after="120" w:line="264" w:lineRule="auto"/>
+        <w:ind w:left="0"/>
+      </w:pPr>
+      <w:r>
+        <w:rPr>
+          <w:rFonts w:ascii="Aptos" w:hAnsi="Aptos"/>
+          <w:b/>
+          <w:i w:val="0"/>
+          <w:color w:val="0D2632"/>
+          <w:sz w:val="25"/>
+        </w:rPr>
+        <w:t>1.1 Otra cláusula que la ISO 9001 no tiene</w:t>
       </w:r>
     </w:p>
     <w:p>
@@ -1064,12 +832,22 @@
       <w:r>
         <w:rPr>
           <w:rFonts w:ascii="Aptos" w:hAnsi="Aptos"/>
+          <w:b w:val="0"/>
+          <w:i w:val="0"/>
+          <w:color w:val="0D2632"/>
+          <w:sz w:val="22"/>
+        </w:rPr>
+        <w:t xml:space="preserve">En el cuadernillo anterior viste que la </w:t>
+      </w:r>
+      <w:r>
+        <w:rPr>
+          <w:rFonts w:ascii="Aptos" w:hAnsi="Aptos"/>
           <w:b/>
           <w:i w:val="0"/>
           <w:color w:val="0D2632"/>
           <w:sz w:val="22"/>
         </w:rPr>
-        <w:t>Acceder</w:t>
+        <w:t>5.4</w:t>
       </w:r>
       <w:r>
         <w:rPr>
@@ -1079,7 +857,7 @@
           <w:color w:val="0D2632"/>
           <w:sz w:val="22"/>
         </w:rPr>
-        <w:t xml:space="preserve"> es </w:t>
+        <w:t xml:space="preserve"> existe solo en la ISO 45001. Aquí aparece la segunda excepción de la estructura común: la </w:t>
       </w:r>
       <w:r>
         <w:rPr>
@@ -1089,7 +867,7 @@
           <w:color w:val="0D2632"/>
           <w:sz w:val="22"/>
         </w:rPr>
-        <w:t>tenerlas a la mano</w:t>
+        <w:t>cláusula 6.1.3</w:t>
       </w:r>
       <w:r>
         <w:rPr>
@@ -1099,7 +877,175 @@
           <w:color w:val="0D2632"/>
           <w:sz w:val="22"/>
         </w:rPr>
-        <w:t>, no de oídas. Que exista un enlace, una carpeta o una suscripción donde el que necesita la norma la encuentre y la lea completa. Saber que «existe una ley que obliga a capacitar cuatro veces al año» no es acceso; es rumor.</w:t>
+        <w:t>.</w:t>
+      </w:r>
+    </w:p>
+    <w:p>
+      <w:pPr>
+        <w:spacing w:before="0" w:after="60" w:line="300" w:lineRule="auto"/>
+        <w:ind w:left="340"/>
+      </w:pPr>
+      <w:r>
+        <w:rPr>
+          <w:rFonts w:ascii="Aptos" w:hAnsi="Aptos"/>
+          <w:b w:val="0"/>
+          <w:i w:val="0"/>
+          <w:color w:val="0D2632"/>
+          <w:sz w:val="22"/>
+        </w:rPr>
+        <w:t xml:space="preserve">•  La </w:t>
+      </w:r>
+      <w:r>
+        <w:rPr>
+          <w:rFonts w:ascii="Aptos" w:hAnsi="Aptos"/>
+          <w:b/>
+          <w:i w:val="0"/>
+          <w:color w:val="0D2632"/>
+          <w:sz w:val="22"/>
+        </w:rPr>
+        <w:t>ISO 45001</w:t>
+      </w:r>
+      <w:r>
+        <w:rPr>
+          <w:rFonts w:ascii="Aptos" w:hAnsi="Aptos"/>
+          <w:b w:val="0"/>
+          <w:i w:val="0"/>
+          <w:color w:val="0D2632"/>
+          <w:sz w:val="22"/>
+        </w:rPr>
+        <w:t xml:space="preserve"> la llama </w:t>
+      </w:r>
+      <w:r>
+        <w:rPr>
+          <w:rFonts w:ascii="Aptos" w:hAnsi="Aptos"/>
+          <w:b/>
+          <w:i w:val="0"/>
+          <w:color w:val="0D2632"/>
+          <w:sz w:val="22"/>
+        </w:rPr>
+        <w:t>«determinación de los requisitos legales y otros requisitos»</w:t>
+      </w:r>
+      <w:r>
+        <w:rPr>
+          <w:rFonts w:ascii="Aptos" w:hAnsi="Aptos"/>
+          <w:b w:val="0"/>
+          <w:i w:val="0"/>
+          <w:color w:val="0D2632"/>
+          <w:sz w:val="22"/>
+        </w:rPr>
+        <w:t>.</w:t>
+      </w:r>
+    </w:p>
+    <w:p>
+      <w:pPr>
+        <w:spacing w:before="0" w:after="60" w:line="300" w:lineRule="auto"/>
+        <w:ind w:left="340"/>
+      </w:pPr>
+      <w:r>
+        <w:rPr>
+          <w:rFonts w:ascii="Aptos" w:hAnsi="Aptos"/>
+          <w:b w:val="0"/>
+          <w:i w:val="0"/>
+          <w:color w:val="0D2632"/>
+          <w:sz w:val="22"/>
+        </w:rPr>
+        <w:t xml:space="preserve">•  La </w:t>
+      </w:r>
+      <w:r>
+        <w:rPr>
+          <w:rFonts w:ascii="Aptos" w:hAnsi="Aptos"/>
+          <w:b/>
+          <w:i w:val="0"/>
+          <w:color w:val="0D2632"/>
+          <w:sz w:val="22"/>
+        </w:rPr>
+        <w:t>ISO 14001</w:t>
+      </w:r>
+      <w:r>
+        <w:rPr>
+          <w:rFonts w:ascii="Aptos" w:hAnsi="Aptos"/>
+          <w:b w:val="0"/>
+          <w:i w:val="0"/>
+          <w:color w:val="0D2632"/>
+          <w:sz w:val="22"/>
+        </w:rPr>
+        <w:t xml:space="preserve"> la llama </w:t>
+      </w:r>
+      <w:r>
+        <w:rPr>
+          <w:rFonts w:ascii="Aptos" w:hAnsi="Aptos"/>
+          <w:b/>
+          <w:i w:val="0"/>
+          <w:color w:val="0D2632"/>
+          <w:sz w:val="22"/>
+        </w:rPr>
+        <w:t>«obligaciones de cumplimiento»</w:t>
+      </w:r>
+      <w:r>
+        <w:rPr>
+          <w:rFonts w:ascii="Aptos" w:hAnsi="Aptos"/>
+          <w:b w:val="0"/>
+          <w:i w:val="0"/>
+          <w:color w:val="0D2632"/>
+          <w:sz w:val="22"/>
+        </w:rPr>
+        <w:t>. Distinto nombre, misma idea.</w:t>
+      </w:r>
+    </w:p>
+    <w:p>
+      <w:pPr>
+        <w:spacing w:before="0" w:after="60" w:line="300" w:lineRule="auto"/>
+        <w:ind w:left="340"/>
+      </w:pPr>
+      <w:r>
+        <w:rPr>
+          <w:rFonts w:ascii="Aptos" w:hAnsi="Aptos"/>
+          <w:b w:val="0"/>
+          <w:i w:val="0"/>
+          <w:color w:val="0D2632"/>
+          <w:sz w:val="22"/>
+        </w:rPr>
+        <w:t xml:space="preserve">•  La </w:t>
+      </w:r>
+      <w:r>
+        <w:rPr>
+          <w:rFonts w:ascii="Aptos" w:hAnsi="Aptos"/>
+          <w:b/>
+          <w:i w:val="0"/>
+          <w:color w:val="0D2632"/>
+          <w:sz w:val="22"/>
+        </w:rPr>
+        <w:t>ISO 9001 no la tiene.</w:t>
+      </w:r>
+      <w:r>
+        <w:rPr>
+          <w:rFonts w:ascii="Aptos" w:hAnsi="Aptos"/>
+          <w:b w:val="0"/>
+          <w:i w:val="0"/>
+          <w:color w:val="0D2632"/>
+          <w:sz w:val="22"/>
+        </w:rPr>
+        <w:t xml:space="preserve"> Sus requisitos legales entran por otro sitio: la cláusula </w:t>
+      </w:r>
+      <w:r>
+        <w:rPr>
+          <w:rFonts w:ascii="Aptos" w:hAnsi="Aptos"/>
+          <w:b/>
+          <w:i w:val="0"/>
+          <w:color w:val="0D2632"/>
+          <w:sz w:val="22"/>
+        </w:rPr>
+        <w:t>8.2</w:t>
+      </w:r>
+      <w:r>
+        <w:rPr>
+          <w:rFonts w:ascii="Aptos" w:hAnsi="Aptos"/>
+          <w:b w:val="0"/>
+          <w:i w:val="0"/>
+          <w:color w:val="0D2632"/>
+          <w:sz w:val="22"/>
+        </w:rPr>
+        <w:t>, cuando se determinan los requisitos para los productos y servicios.</w:t>
       </w:r>
     </w:p>
     <w:p>
@@ -1111,12 +1057,22 @@
       <w:r>
         <w:rPr>
           <w:rFonts w:ascii="Aptos" w:hAnsi="Aptos"/>
+          <w:b w:val="0"/>
+          <w:i w:val="0"/>
+          <w:color w:val="0D2632"/>
+          <w:sz w:val="22"/>
+        </w:rPr>
+        <w:t xml:space="preserve">Tiene sentido si piensas en el objeto de cada norma. Al cliente le importa que el producto cumpla la ley aplicable </w:t>
+      </w:r>
+      <w:r>
+        <w:rPr>
+          <w:rFonts w:ascii="Aptos" w:hAnsi="Aptos"/>
           <w:b/>
           <w:i w:val="0"/>
           <w:color w:val="0D2632"/>
           <w:sz w:val="22"/>
         </w:rPr>
-        <w:t>Mantener actualizado</w:t>
+        <w:t>a ese producto</w:t>
       </w:r>
       <w:r>
         <w:rPr>
@@ -1126,7 +1082,7 @@
           <w:color w:val="0D2632"/>
           <w:sz w:val="22"/>
         </w:rPr>
-        <w:t xml:space="preserve"> es </w:t>
+        <w:t xml:space="preserve">; al trabajador y al entorno les importa que la empresa cumpla la ley </w:t>
       </w:r>
       <w:r>
         <w:rPr>
@@ -1136,7 +1092,7 @@
           <w:color w:val="0D2632"/>
           <w:sz w:val="22"/>
         </w:rPr>
-        <w:t>revisarlas cuando la norma cambia</w:t>
+        <w:t>completa</w:t>
       </w:r>
       <w:r>
         <w:rPr>
@@ -1146,7 +1102,7 @@
           <w:color w:val="0D2632"/>
           <w:sz w:val="22"/>
         </w:rPr>
-        <w:t>. Una matriz legal armada hace cuatro años y no tocada desde entonces no cumple el requisito aunque esté impecable: describe un país que ya no es.</w:t>
+        <w:t>, esté o no relacionada con lo que vende.</w:t>
       </w:r>
     </w:p>
     <w:p>
@@ -1163,6 +1119,237 @@
           <w:color w:val="0D2632"/>
           <w:sz w:val="22"/>
         </w:rPr>
+        <w:t xml:space="preserve">Y hay una parte del título que se olvida: </w:t>
+      </w:r>
+      <w:r>
+        <w:rPr>
+          <w:rFonts w:ascii="Aptos" w:hAnsi="Aptos"/>
+          <w:b/>
+          <w:i w:val="0"/>
+          <w:color w:val="0D2632"/>
+          <w:sz w:val="22"/>
+        </w:rPr>
+        <w:t>«y otros requisitos»</w:t>
+      </w:r>
+      <w:r>
+        <w:rPr>
+          <w:rFonts w:ascii="Aptos" w:hAnsi="Aptos"/>
+          <w:b w:val="0"/>
+          <w:i w:val="0"/>
+          <w:color w:val="0D2632"/>
+          <w:sz w:val="22"/>
+        </w:rPr>
+        <w:t xml:space="preserve">. No es relleno. Otros requisitos son los que la empresa se echa encima aunque ninguna ley se lo mande: lo que firmó en un contrato con el cliente, lo que acordó con el sindicato, lo que se comprometió con la comunidad, el estándar corporativo de su casa matriz. Vuelve la idea del cuadernillo anterior: </w:t>
+      </w:r>
+      <w:r>
+        <w:rPr>
+          <w:rFonts w:ascii="Aptos" w:hAnsi="Aptos"/>
+          <w:b/>
+          <w:i w:val="0"/>
+          <w:color w:val="0D2632"/>
+          <w:sz w:val="22"/>
+        </w:rPr>
+        <w:t>lo que la empresa adopta pasa a ser exigible dentro de su propio sistema</w:t>
+      </w:r>
+      <w:r>
+        <w:rPr>
+          <w:rFonts w:ascii="Aptos" w:hAnsi="Aptos"/>
+          <w:b w:val="0"/>
+          <w:i w:val="0"/>
+          <w:color w:val="0D2632"/>
+          <w:sz w:val="22"/>
+        </w:rPr>
+        <w:t>, y el auditor lo revisa igual que la ley.</w:t>
+      </w:r>
+    </w:p>
+    <w:p>
+      <w:pPr>
+        <w:spacing w:before="280" w:after="120" w:line="264" w:lineRule="auto"/>
+        <w:ind w:left="0"/>
+      </w:pPr>
+      <w:r>
+        <w:rPr>
+          <w:rFonts w:ascii="Aptos" w:hAnsi="Aptos"/>
+          <w:b/>
+          <w:i w:val="0"/>
+          <w:color w:val="0D2632"/>
+          <w:sz w:val="25"/>
+        </w:rPr>
+        <w:t>1.2 Identificar, acceder y mantener actualizado</w:t>
+      </w:r>
+    </w:p>
+    <w:p>
+      <w:pPr>
+        <w:spacing w:before="0" w:after="120" w:line="300" w:lineRule="auto"/>
+        <w:ind w:left="0"/>
+        <w:jc w:val="both"/>
+      </w:pPr>
+      <w:r>
+        <w:rPr>
+          <w:rFonts w:ascii="Aptos" w:hAnsi="Aptos"/>
+          <w:b w:val="0"/>
+          <w:i w:val="0"/>
+          <w:color w:val="0D2632"/>
+          <w:sz w:val="22"/>
+        </w:rPr>
+        <w:t>La cláusula pide tres verbos, y son tres cosas distintas que se confunden todo el tiempo.</w:t>
+      </w:r>
+    </w:p>
+    <w:p>
+      <w:pPr>
+        <w:spacing w:before="0" w:after="120" w:line="300" w:lineRule="auto"/>
+        <w:ind w:left="0"/>
+        <w:jc w:val="both"/>
+      </w:pPr>
+      <w:r>
+        <w:rPr>
+          <w:rFonts w:ascii="Aptos" w:hAnsi="Aptos"/>
+          <w:b/>
+          <w:i w:val="0"/>
+          <w:color w:val="0D2632"/>
+          <w:sz w:val="22"/>
+        </w:rPr>
+        <w:t>Identificar</w:t>
+      </w:r>
+      <w:r>
+        <w:rPr>
+          <w:rFonts w:ascii="Aptos" w:hAnsi="Aptos"/>
+          <w:b w:val="0"/>
+          <w:i w:val="0"/>
+          <w:color w:val="0D2632"/>
+          <w:sz w:val="22"/>
+        </w:rPr>
+        <w:t xml:space="preserve"> es saber </w:t>
+      </w:r>
+      <w:r>
+        <w:rPr>
+          <w:rFonts w:ascii="Aptos" w:hAnsi="Aptos"/>
+          <w:b/>
+          <w:i w:val="0"/>
+          <w:color w:val="0D2632"/>
+          <w:sz w:val="22"/>
+        </w:rPr>
+        <w:t>qué normas le aplican a esta empresa y a esta actividad</w:t>
+      </w:r>
+      <w:r>
+        <w:rPr>
+          <w:rFonts w:ascii="Aptos" w:hAnsi="Aptos"/>
+          <w:b w:val="0"/>
+          <w:i w:val="0"/>
+          <w:color w:val="0D2632"/>
+          <w:sz w:val="22"/>
+        </w:rPr>
+        <w:t>. No a la industria en general: a esta. Una lista genérica descargada de internet no identifica nada, porque no distingue lo que aplica de lo que no.</w:t>
+      </w:r>
+    </w:p>
+    <w:p>
+      <w:pPr>
+        <w:spacing w:before="0" w:after="120" w:line="300" w:lineRule="auto"/>
+        <w:ind w:left="0"/>
+        <w:jc w:val="both"/>
+      </w:pPr>
+      <w:r>
+        <w:rPr>
+          <w:rFonts w:ascii="Aptos" w:hAnsi="Aptos"/>
+          <w:b/>
+          <w:i w:val="0"/>
+          <w:color w:val="0D2632"/>
+          <w:sz w:val="22"/>
+        </w:rPr>
+        <w:t>Acceder</w:t>
+      </w:r>
+      <w:r>
+        <w:rPr>
+          <w:rFonts w:ascii="Aptos" w:hAnsi="Aptos"/>
+          <w:b w:val="0"/>
+          <w:i w:val="0"/>
+          <w:color w:val="0D2632"/>
+          <w:sz w:val="22"/>
+        </w:rPr>
+        <w:t xml:space="preserve"> es </w:t>
+      </w:r>
+      <w:r>
+        <w:rPr>
+          <w:rFonts w:ascii="Aptos" w:hAnsi="Aptos"/>
+          <w:b/>
+          <w:i w:val="0"/>
+          <w:color w:val="0D2632"/>
+          <w:sz w:val="22"/>
+        </w:rPr>
+        <w:t>tenerlas a la mano</w:t>
+      </w:r>
+      <w:r>
+        <w:rPr>
+          <w:rFonts w:ascii="Aptos" w:hAnsi="Aptos"/>
+          <w:b w:val="0"/>
+          <w:i w:val="0"/>
+          <w:color w:val="0D2632"/>
+          <w:sz w:val="22"/>
+        </w:rPr>
+        <w:t>, no de oídas. Que exista un enlace, una carpeta o una suscripción donde el que necesita la norma la encuentre y la lea completa. Saber que «existe una ley que obliga a capacitar cuatro veces al año» no es acceso; es rumor.</w:t>
+      </w:r>
+    </w:p>
+    <w:p>
+      <w:pPr>
+        <w:spacing w:before="0" w:after="120" w:line="300" w:lineRule="auto"/>
+        <w:ind w:left="0"/>
+        <w:jc w:val="both"/>
+      </w:pPr>
+      <w:r>
+        <w:rPr>
+          <w:rFonts w:ascii="Aptos" w:hAnsi="Aptos"/>
+          <w:b/>
+          <w:i w:val="0"/>
+          <w:color w:val="0D2632"/>
+          <w:sz w:val="22"/>
+        </w:rPr>
+        <w:t>Mantener actualizado</w:t>
+      </w:r>
+      <w:r>
+        <w:rPr>
+          <w:rFonts w:ascii="Aptos" w:hAnsi="Aptos"/>
+          <w:b w:val="0"/>
+          <w:i w:val="0"/>
+          <w:color w:val="0D2632"/>
+          <w:sz w:val="22"/>
+        </w:rPr>
+        <w:t xml:space="preserve"> es </w:t>
+      </w:r>
+      <w:r>
+        <w:rPr>
+          <w:rFonts w:ascii="Aptos" w:hAnsi="Aptos"/>
+          <w:b/>
+          <w:i w:val="0"/>
+          <w:color w:val="0D2632"/>
+          <w:sz w:val="22"/>
+        </w:rPr>
+        <w:t>revisarlas cuando la norma cambia</w:t>
+      </w:r>
+      <w:r>
+        <w:rPr>
+          <w:rFonts w:ascii="Aptos" w:hAnsi="Aptos"/>
+          <w:b w:val="0"/>
+          <w:i w:val="0"/>
+          <w:color w:val="0D2632"/>
+          <w:sz w:val="22"/>
+        </w:rPr>
+        <w:t>. Una matriz legal armada hace cuatro años y no tocada desde entonces no cumple el requisito aunque esté impecable: describe un país que ya no es.</w:t>
+      </w:r>
+    </w:p>
+    <w:p>
+      <w:pPr>
+        <w:spacing w:before="0" w:after="120" w:line="300" w:lineRule="auto"/>
+        <w:ind w:left="0"/>
+        <w:jc w:val="both"/>
+      </w:pPr>
+      <w:r>
+        <w:rPr>
+          <w:rFonts w:ascii="Aptos" w:hAnsi="Aptos"/>
+          <w:b w:val="0"/>
+          <w:i w:val="0"/>
+          <w:color w:val="0D2632"/>
+          <w:sz w:val="22"/>
+        </w:rPr>
         <w:t xml:space="preserve">Dos cosas más que la cláusula exige y que suelen quedarse fuera. La primera: el resultado </w:t>
       </w:r>
       <w:r>
@@ -1204,6 +1391,22 @@
           <w:sz w:val="22"/>
         </w:rPr>
         <w:t>. Una matriz legal que nadie usa para decidir nada es un adorno caro. Si la ley obliga a cuatro capacitaciones al año, eso tiene que aparecer en el programa anual; si obliga a exámenes médicos, tiene que haber presupuesto.</w:t>
+      </w:r>
+    </w:p>
+    <w:p>
+      <w:pPr>
+        <w:spacing w:before="280" w:after="120" w:line="264" w:lineRule="auto"/>
+        <w:ind w:left="0"/>
+      </w:pPr>
+      <w:r>
+        <w:rPr>
+          <w:rFonts w:ascii="Aptos" w:hAnsi="Aptos"/>
+          <w:b/>
+          <w:i w:val="0"/>
+          <w:color w:val="0D2632"/>
+          <w:sz w:val="25"/>
+        </w:rPr>
+        <w:t>1.3 Cuáles obligan en el Perú</w:t>
       </w:r>
     </w:p>
     <w:tbl>
@@ -1222,7 +1425,7 @@
           </w:tcPr>
           <w:p>
             <w:pPr>
-              <w:spacing w:before="120" w:after="40"/>
+              <w:spacing w:before="120" w:after="120"/>
               <w:ind w:left="170"/>
             </w:pPr>
             <w:r>
@@ -1233,14 +1436,8 @@
                 <w:color w:val="0D2632"/>
                 <w:sz w:val="21"/>
               </w:rPr>
-              <w:t>Lo que se pregunta</w:t>
+              <w:t>En el video:</w:t>
             </w:r>
-          </w:p>
-          <w:p>
-            <w:pPr>
-              <w:spacing w:before="0" w:after="40"/>
-              <w:ind w:left="170"/>
-            </w:pPr>
             <w:r>
               <w:rPr>
                 <w:rFonts w:ascii="Aptos" w:hAnsi="Aptos"/>
@@ -1249,14 +1446,18 @@
                 <w:color w:val="0D2632"/>
                 <w:sz w:val="21"/>
               </w:rPr>
-              <w:t>Los tres verbos de la cláusula y qué significa cada uno.</w:t>
+              <w:t xml:space="preserve"> los siete tipos de requisito legal, en </w:t>
             </w:r>
-          </w:p>
-          <w:p>
-            <w:pPr>
-              <w:spacing w:before="0" w:after="40"/>
-              <w:ind w:left="170"/>
-            </w:pPr>
+            <w:r>
+              <w:rPr>
+                <w:rFonts w:ascii="Aptos" w:hAnsi="Aptos"/>
+                <w:b/>
+                <w:i w:val="0"/>
+                <w:color w:val="0D2632"/>
+                <w:sz w:val="21"/>
+              </w:rPr>
+              <w:t>12:29</w:t>
+            </w:r>
             <w:r>
               <w:rPr>
                 <w:rFonts w:ascii="Aptos" w:hAnsi="Aptos"/>
@@ -1265,23 +1466,7 @@
                 <w:color w:val="0D2632"/>
                 <w:sz w:val="21"/>
               </w:rPr>
-              <w:t>Que el resultado se guarda como información documentada.</w:t>
-            </w:r>
-          </w:p>
-          <w:p>
-            <w:pPr>
-              <w:spacing w:before="0" w:after="120"/>
-              <w:ind w:left="170"/>
-            </w:pPr>
-            <w:r>
-              <w:rPr>
-                <w:rFonts w:ascii="Aptos" w:hAnsi="Aptos"/>
-                <w:b w:val="0"/>
-                <w:i w:val="0"/>
-                <w:color w:val="0D2632"/>
-                <w:sz w:val="21"/>
-              </w:rPr>
-              <w:t>Que los requisitos legales se tienen en cuenta al diseñar el sistema, no solo se listan.</w:t>
+              <w:t>.</w:t>
             </w:r>
           </w:p>
         </w:tc>
@@ -1291,22 +1476,6 @@
       <w:pPr>
         <w:spacing w:after="80"/>
       </w:pPr>
-    </w:p>
-    <w:p>
-      <w:pPr>
-        <w:spacing w:before="280" w:after="120" w:line="264" w:lineRule="auto"/>
-        <w:ind w:left="0"/>
-      </w:pPr>
-      <w:r>
-        <w:rPr>
-          <w:rFonts w:ascii="Aptos" w:hAnsi="Aptos"/>
-          <w:b/>
-          <w:i w:val="0"/>
-          <w:color w:val="0D2632"/>
-          <w:sz w:val="25"/>
-        </w:rPr>
-        <w:t>1.3 Cuáles obligan en el Perú</w:t>
-      </w:r>
     </w:p>
     <w:p>
       <w:pPr>
@@ -1743,92 +1912,6 @@
         </w:rPr>
         <w:t xml:space="preserve"> que trabajan en la unidad minera: no basta con que el titular cumpla.</w:t>
       </w:r>
-    </w:p>
-    <w:tbl>
-      <w:tblPr>
-        <w:tblW w:type="auto" w:w="0"/>
-        <w:tblLook w:firstColumn="1" w:firstRow="1" w:lastColumn="0" w:lastRow="0" w:noHBand="0" w:noVBand="1" w:val="04A0"/>
-      </w:tblPr>
-      <w:tblGrid>
-        <w:gridCol w:w="9406"/>
-      </w:tblGrid>
-      <w:tr>
-        <w:tc>
-          <w:tcPr>
-            <w:tcW w:type="dxa" w:w="9406"/>
-            <w:shd w:fill="FFF7D6"/>
-          </w:tcPr>
-          <w:p>
-            <w:pPr>
-              <w:spacing w:before="120" w:after="40"/>
-              <w:ind w:left="170"/>
-            </w:pPr>
-            <w:r>
-              <w:rPr>
-                <w:rFonts w:ascii="Aptos" w:hAnsi="Aptos"/>
-                <w:b/>
-                <w:i w:val="0"/>
-                <w:color w:val="0D2632"/>
-                <w:sz w:val="21"/>
-              </w:rPr>
-              <w:t>Lo que se pregunta</w:t>
-            </w:r>
-          </w:p>
-          <w:p>
-            <w:pPr>
-              <w:spacing w:before="0" w:after="40"/>
-              <w:ind w:left="170"/>
-            </w:pPr>
-            <w:r>
-              <w:rPr>
-                <w:rFonts w:ascii="Aptos" w:hAnsi="Aptos"/>
-                <w:b w:val="0"/>
-                <w:i w:val="0"/>
-                <w:color w:val="0D2632"/>
-                <w:sz w:val="21"/>
-              </w:rPr>
-              <w:t>Las cuatro normas y qué es cada una.</w:t>
-            </w:r>
-          </w:p>
-          <w:p>
-            <w:pPr>
-              <w:spacing w:before="0" w:after="40"/>
-              <w:ind w:left="170"/>
-            </w:pPr>
-            <w:r>
-              <w:rPr>
-                <w:rFonts w:ascii="Aptos" w:hAnsi="Aptos"/>
-                <w:b w:val="0"/>
-                <w:i w:val="0"/>
-                <w:color w:val="0D2632"/>
-                <w:sz w:val="21"/>
-              </w:rPr>
-              <w:t>Que la Ley 29783 obliga a todo empleador, sea del rubro que sea.</w:t>
-            </w:r>
-          </w:p>
-          <w:p>
-            <w:pPr>
-              <w:spacing w:before="0" w:after="120"/>
-              <w:ind w:left="170"/>
-            </w:pPr>
-            <w:r>
-              <w:rPr>
-                <w:rFonts w:ascii="Aptos" w:hAnsi="Aptos"/>
-                <w:b w:val="0"/>
-                <w:i w:val="0"/>
-                <w:color w:val="0D2632"/>
-                <w:sz w:val="21"/>
-              </w:rPr>
-              <w:t>Que el DS 024 no reemplaza a la Ley: se le suma, y solo en minería.</w:t>
-            </w:r>
-          </w:p>
-        </w:tc>
-      </w:tr>
-    </w:tbl>
-    <w:p>
-      <w:pPr>
-        <w:spacing w:after="80"/>
-      </w:pPr>
     </w:p>
     <w:p>
       <w:pPr>
@@ -2552,92 +2635,6 @@
         <w:t>. Guardado en una carpeta no cumple.</w:t>
       </w:r>
     </w:p>
-    <w:tbl>
-      <w:tblPr>
-        <w:tblW w:type="auto" w:w="0"/>
-        <w:tblLook w:firstColumn="1" w:firstRow="1" w:lastColumn="0" w:lastRow="0" w:noHBand="0" w:noVBand="1" w:val="04A0"/>
-      </w:tblPr>
-      <w:tblGrid>
-        <w:gridCol w:w="9406"/>
-      </w:tblGrid>
-      <w:tr>
-        <w:tc>
-          <w:tcPr>
-            <w:tcW w:type="dxa" w:w="9406"/>
-            <w:shd w:fill="FFF7D6"/>
-          </w:tcPr>
-          <w:p>
-            <w:pPr>
-              <w:spacing w:before="120" w:after="40"/>
-              <w:ind w:left="170"/>
-            </w:pPr>
-            <w:r>
-              <w:rPr>
-                <w:rFonts w:ascii="Aptos" w:hAnsi="Aptos"/>
-                <w:b/>
-                <w:i w:val="0"/>
-                <w:color w:val="0D2632"/>
-                <w:sz w:val="21"/>
-              </w:rPr>
-              <w:t>Lo que se pregunta</w:t>
-            </w:r>
-          </w:p>
-          <w:p>
-            <w:pPr>
-              <w:spacing w:before="0" w:after="40"/>
-              <w:ind w:left="170"/>
-            </w:pPr>
-            <w:r>
-              <w:rPr>
-                <w:rFonts w:ascii="Aptos" w:hAnsi="Aptos"/>
-                <w:b w:val="0"/>
-                <w:i w:val="0"/>
-                <w:color w:val="0D2632"/>
-                <w:sz w:val="21"/>
-              </w:rPr>
-              <w:t>Qué obliga cada artículo de la tabla, sobre todo el 22, el 29, el 30, el 35 b) y el 37.</w:t>
-            </w:r>
-          </w:p>
-          <w:p>
-            <w:pPr>
-              <w:spacing w:before="0" w:after="40"/>
-              <w:ind w:left="170"/>
-            </w:pPr>
-            <w:r>
-              <w:rPr>
-                <w:rFonts w:ascii="Aptos" w:hAnsi="Aptos"/>
-                <w:b w:val="0"/>
-                <w:i w:val="0"/>
-                <w:color w:val="0D2632"/>
-                <w:sz w:val="21"/>
-              </w:rPr>
-              <w:t>Que el estudio de línea base es la referencia para medir la mejora continua.</w:t>
-            </w:r>
-          </w:p>
-          <w:p>
-            <w:pPr>
-              <w:spacing w:before="0" w:after="120"/>
-              <w:ind w:left="170"/>
-            </w:pPr>
-            <w:r>
-              <w:rPr>
-                <w:rFonts w:ascii="Aptos" w:hAnsi="Aptos"/>
-                <w:b w:val="0"/>
-                <w:i w:val="0"/>
-                <w:color w:val="0D2632"/>
-                <w:sz w:val="21"/>
-              </w:rPr>
-              <w:t>Que el mapa de riesgos se elabora con participación y se exhibe.</w:t>
-            </w:r>
-          </w:p>
-        </w:tc>
-      </w:tr>
-    </w:tbl>
-    <w:p>
-      <w:pPr>
-        <w:spacing w:after="80"/>
-      </w:pPr>
-    </w:p>
     <w:p>
       <w:pPr>
         <w:spacing w:before="280" w:after="120" w:line="264" w:lineRule="auto"/>
@@ -3108,6 +3105,43 @@
           <w:sz w:val="22"/>
         </w:rPr>
         <w:t>).</w:t>
+      </w:r>
+    </w:p>
+    <w:p>
+      <w:r>
+        <w:br w:type="page"/>
+      </w:r>
+    </w:p>
+    <w:p>
+      <w:pPr>
+        <w:spacing w:before="200" w:after="200" w:line="264" w:lineRule="auto"/>
+        <w:ind w:left="0"/>
+      </w:pPr>
+      <w:r>
+        <w:rPr>
+          <w:rFonts w:ascii="Aptos" w:hAnsi="Aptos"/>
+          <w:b/>
+          <w:i w:val="0"/>
+          <w:color w:val="0E7C86"/>
+          <w:sz w:val="32"/>
+        </w:rPr>
+        <w:t>Capítulo 2 — Los objetivos y el programa anual</w:t>
+      </w:r>
+    </w:p>
+    <w:p>
+      <w:pPr>
+        <w:spacing w:before="280" w:after="120" w:line="264" w:lineRule="auto"/>
+        <w:ind w:left="0"/>
+      </w:pPr>
+      <w:r>
+        <w:rPr>
+          <w:rFonts w:ascii="Aptos" w:hAnsi="Aptos"/>
+          <w:b/>
+          <w:i w:val="0"/>
+          <w:color w:val="0D2632"/>
+          <w:sz w:val="25"/>
+        </w:rPr>
+        <w:t>2.1 Qué tiene que cumplir un objetivo del sistema</w:t>
       </w:r>
     </w:p>
     <w:tbl>
@@ -3126,7 +3160,7 @@
           </w:tcPr>
           <w:p>
             <w:pPr>
-              <w:spacing w:before="120" w:after="40"/>
+              <w:spacing w:before="120" w:after="120"/>
               <w:ind w:left="170"/>
             </w:pPr>
             <w:r>
@@ -3137,14 +3171,8 @@
                 <w:color w:val="0D2632"/>
                 <w:sz w:val="21"/>
               </w:rPr>
-              <w:t>Lo que se pregunta</w:t>
+              <w:t>En el video:</w:t>
             </w:r>
-          </w:p>
-          <w:p>
-            <w:pPr>
-              <w:spacing w:before="0" w:after="40"/>
-              <w:ind w:left="170"/>
-            </w:pPr>
             <w:r>
               <w:rPr>
                 <w:rFonts w:ascii="Aptos" w:hAnsi="Aptos"/>
@@ -3153,14 +3181,18 @@
                 <w:color w:val="0D2632"/>
                 <w:sz w:val="21"/>
               </w:rPr>
-              <w:t>Quién fiscaliza y con qué artículo.</w:t>
+              <w:t xml:space="preserve"> los objetivos de SST y su indicador, de </w:t>
             </w:r>
-          </w:p>
-          <w:p>
-            <w:pPr>
-              <w:spacing w:before="0" w:after="40"/>
-              <w:ind w:left="170"/>
-            </w:pPr>
+            <w:r>
+              <w:rPr>
+                <w:rFonts w:ascii="Aptos" w:hAnsi="Aptos"/>
+                <w:b/>
+                <w:i w:val="0"/>
+                <w:color w:val="0D2632"/>
+                <w:sz w:val="21"/>
+              </w:rPr>
+              <w:t>14:42</w:t>
+            </w:r>
             <w:r>
               <w:rPr>
                 <w:rFonts w:ascii="Aptos" w:hAnsi="Aptos"/>
@@ -3169,14 +3201,18 @@
                 <w:color w:val="0D2632"/>
                 <w:sz w:val="21"/>
               </w:rPr>
-              <w:t>Que una denuncia del trabajador basta para que llegue la inspección.</w:t>
+              <w:t xml:space="preserve"> a </w:t>
             </w:r>
-          </w:p>
-          <w:p>
-            <w:pPr>
-              <w:spacing w:before="0" w:after="120"/>
-              <w:ind w:left="170"/>
-            </w:pPr>
+            <w:r>
+              <w:rPr>
+                <w:rFonts w:ascii="Aptos" w:hAnsi="Aptos"/>
+                <w:b/>
+                <w:i w:val="0"/>
+                <w:color w:val="0D2632"/>
+                <w:sz w:val="21"/>
+              </w:rPr>
+              <w:t>17:03</w:t>
+            </w:r>
             <w:r>
               <w:rPr>
                 <w:rFonts w:ascii="Aptos" w:hAnsi="Aptos"/>
@@ -3185,7 +3221,7 @@
                 <w:color w:val="0D2632"/>
                 <w:sz w:val="21"/>
               </w:rPr>
-              <w:t>Que la sanción empieza con el acta de infracción, y que la paralización responde al riesgo grave e inminente, no a la multa.</w:t>
+              <w:t>.</w:t>
             </w:r>
           </w:p>
         </w:tc>
@@ -3195,43 +3231,6 @@
       <w:pPr>
         <w:spacing w:after="80"/>
       </w:pPr>
-    </w:p>
-    <w:p>
-      <w:r>
-        <w:br w:type="page"/>
-      </w:r>
-    </w:p>
-    <w:p>
-      <w:pPr>
-        <w:spacing w:before="200" w:after="200" w:line="264" w:lineRule="auto"/>
-        <w:ind w:left="0"/>
-      </w:pPr>
-      <w:r>
-        <w:rPr>
-          <w:rFonts w:ascii="Aptos" w:hAnsi="Aptos"/>
-          <w:b/>
-          <w:i w:val="0"/>
-          <w:color w:val="0E7C86"/>
-          <w:sz w:val="32"/>
-        </w:rPr>
-        <w:t>Capítulo 2 — Los objetivos y el programa anual</w:t>
-      </w:r>
-    </w:p>
-    <w:p>
-      <w:pPr>
-        <w:spacing w:before="280" w:after="120" w:line="264" w:lineRule="auto"/>
-        <w:ind w:left="0"/>
-      </w:pPr>
-      <w:r>
-        <w:rPr>
-          <w:rFonts w:ascii="Aptos" w:hAnsi="Aptos"/>
-          <w:b/>
-          <w:i w:val="0"/>
-          <w:color w:val="0D2632"/>
-          <w:sz w:val="25"/>
-        </w:rPr>
-        <w:t>2.1 Qué tiene que cumplir un objetivo del sistema</w:t>
-      </w:r>
     </w:p>
     <w:p>
       <w:pPr>
@@ -3813,92 +3812,6 @@
         </w:rPr>
         <w:t xml:space="preserve"> descarta el objetivo que se fija en enero y se mira en diciembre: se evalúa y se actualiza durante el año, no al final.</w:t>
       </w:r>
-    </w:p>
-    <w:tbl>
-      <w:tblPr>
-        <w:tblW w:type="auto" w:w="0"/>
-        <w:tblLook w:firstColumn="1" w:firstRow="1" w:lastColumn="0" w:lastRow="0" w:noHBand="0" w:noVBand="1" w:val="04A0"/>
-      </w:tblPr>
-      <w:tblGrid>
-        <w:gridCol w:w="9406"/>
-      </w:tblGrid>
-      <w:tr>
-        <w:tc>
-          <w:tcPr>
-            <w:tcW w:type="dxa" w:w="9406"/>
-            <w:shd w:fill="FFF7D6"/>
-          </w:tcPr>
-          <w:p>
-            <w:pPr>
-              <w:spacing w:before="120" w:after="40"/>
-              <w:ind w:left="170"/>
-            </w:pPr>
-            <w:r>
-              <w:rPr>
-                <w:rFonts w:ascii="Aptos" w:hAnsi="Aptos"/>
-                <w:b/>
-                <w:i w:val="0"/>
-                <w:color w:val="0D2632"/>
-                <w:sz w:val="21"/>
-              </w:rPr>
-              <w:t>Lo que se pregunta</w:t>
-            </w:r>
-          </w:p>
-          <w:p>
-            <w:pPr>
-              <w:spacing w:before="0" w:after="40"/>
-              <w:ind w:left="170"/>
-            </w:pPr>
-            <w:r>
-              <w:rPr>
-                <w:rFonts w:ascii="Aptos" w:hAnsi="Aptos"/>
-                <w:b w:val="0"/>
-                <w:i w:val="0"/>
-                <w:color w:val="0D2632"/>
-                <w:sz w:val="21"/>
-              </w:rPr>
-              <w:t>Que la cláusula 6.2 pide objetivos coherentes con la política y medibles.</w:t>
-            </w:r>
-          </w:p>
-          <w:p>
-            <w:pPr>
-              <w:spacing w:before="0" w:after="40"/>
-              <w:ind w:left="170"/>
-            </w:pPr>
-            <w:r>
-              <w:rPr>
-                <w:rFonts w:ascii="Aptos" w:hAnsi="Aptos"/>
-                <w:b w:val="0"/>
-                <w:i w:val="0"/>
-                <w:color w:val="0D2632"/>
-                <w:sz w:val="21"/>
-              </w:rPr>
-              <w:t>Las cinco condiciones del artículo 81 del DS 005-2012-TR.</w:t>
-            </w:r>
-          </w:p>
-          <w:p>
-            <w:pPr>
-              <w:spacing w:before="0" w:after="120"/>
-              <w:ind w:left="170"/>
-            </w:pPr>
-            <w:r>
-              <w:rPr>
-                <w:rFonts w:ascii="Aptos" w:hAnsi="Aptos"/>
-                <w:b w:val="0"/>
-                <w:i w:val="0"/>
-                <w:color w:val="0D2632"/>
-                <w:sz w:val="21"/>
-              </w:rPr>
-              <w:t>Que el objetivo se evalúa y actualiza periódicamente, no una vez al año.</w:t>
-            </w:r>
-          </w:p>
-        </w:tc>
-      </w:tr>
-    </w:tbl>
-    <w:p>
-      <w:pPr>
-        <w:spacing w:after="80"/>
-      </w:pPr>
     </w:p>
     <w:p>
       <w:pPr>
@@ -4367,92 +4280,6 @@
         <w:t>. Asignar es poner nombre. Un objetivo cuyo dueño es un área no tiene dueño.</w:t>
       </w:r>
     </w:p>
-    <w:tbl>
-      <w:tblPr>
-        <w:tblW w:type="auto" w:w="0"/>
-        <w:tblLook w:firstColumn="1" w:firstRow="1" w:lastColumn="0" w:lastRow="0" w:noHBand="0" w:noVBand="1" w:val="04A0"/>
-      </w:tblPr>
-      <w:tblGrid>
-        <w:gridCol w:w="9406"/>
-      </w:tblGrid>
-      <w:tr>
-        <w:tc>
-          <w:tcPr>
-            <w:tcW w:type="dxa" w:w="9406"/>
-            <w:shd w:fill="FFF7D6"/>
-          </w:tcPr>
-          <w:p>
-            <w:pPr>
-              <w:spacing w:before="120" w:after="40"/>
-              <w:ind w:left="170"/>
-            </w:pPr>
-            <w:r>
-              <w:rPr>
-                <w:rFonts w:ascii="Aptos" w:hAnsi="Aptos"/>
-                <w:b/>
-                <w:i w:val="0"/>
-                <w:color w:val="0D2632"/>
-                <w:sz w:val="21"/>
-              </w:rPr>
-              <w:t>Lo que se pregunta</w:t>
-            </w:r>
-          </w:p>
-          <w:p>
-            <w:pPr>
-              <w:spacing w:before="0" w:after="40"/>
-              <w:ind w:left="170"/>
-            </w:pPr>
-            <w:r>
-              <w:rPr>
-                <w:rFonts w:ascii="Aptos" w:hAnsi="Aptos"/>
-                <w:b w:val="0"/>
-                <w:i w:val="0"/>
-                <w:color w:val="0D2632"/>
-                <w:sz w:val="21"/>
-              </w:rPr>
-              <w:t>Las cuatro partes de un objetivo: indicador, meta, plazo y responsable.</w:t>
-            </w:r>
-          </w:p>
-          <w:p>
-            <w:pPr>
-              <w:spacing w:before="0" w:after="40"/>
-              <w:ind w:left="170"/>
-            </w:pPr>
-            <w:r>
-              <w:rPr>
-                <w:rFonts w:ascii="Aptos" w:hAnsi="Aptos"/>
-                <w:b w:val="0"/>
-                <w:i w:val="0"/>
-                <w:color w:val="0D2632"/>
-                <w:sz w:val="21"/>
-              </w:rPr>
-              <w:t>Que el indicador dice cómo se calcula, no solo qué se mide.</w:t>
-            </w:r>
-          </w:p>
-          <w:p>
-            <w:pPr>
-              <w:spacing w:before="0" w:after="120"/>
-              <w:ind w:left="170"/>
-            </w:pPr>
-            <w:r>
-              <w:rPr>
-                <w:rFonts w:ascii="Aptos" w:hAnsi="Aptos"/>
-                <w:b w:val="0"/>
-                <w:i w:val="0"/>
-                <w:color w:val="0D2632"/>
-                <w:sz w:val="21"/>
-              </w:rPr>
-              <w:t>Que el responsable es una persona con nombre, no un área.</w:t>
-            </w:r>
-          </w:p>
-        </w:tc>
-      </w:tr>
-    </w:tbl>
-    <w:p>
-      <w:pPr>
-        <w:spacing w:after="80"/>
-      </w:pPr>
-    </w:p>
     <w:p>
       <w:pPr>
         <w:spacing w:before="280" w:after="120" w:line="264" w:lineRule="auto"/>
@@ -4667,92 +4494,6 @@
         </w:rPr>
         <w:t>. Separarlas es el error que produce sistemas con IPERC impecables y objetivos que no tienen nada que ver.</w:t>
       </w:r>
-    </w:p>
-    <w:tbl>
-      <w:tblPr>
-        <w:tblW w:type="auto" w:w="0"/>
-        <w:tblLook w:firstColumn="1" w:firstRow="1" w:lastColumn="0" w:lastRow="0" w:noHBand="0" w:noVBand="1" w:val="04A0"/>
-      </w:tblPr>
-      <w:tblGrid>
-        <w:gridCol w:w="9406"/>
-      </w:tblGrid>
-      <w:tr>
-        <w:tc>
-          <w:tcPr>
-            <w:tcW w:type="dxa" w:w="9406"/>
-            <w:shd w:fill="FFF7D6"/>
-          </w:tcPr>
-          <w:p>
-            <w:pPr>
-              <w:spacing w:before="120" w:after="40"/>
-              <w:ind w:left="170"/>
-            </w:pPr>
-            <w:r>
-              <w:rPr>
-                <w:rFonts w:ascii="Aptos" w:hAnsi="Aptos"/>
-                <w:b/>
-                <w:i w:val="0"/>
-                <w:color w:val="0D2632"/>
-                <w:sz w:val="21"/>
-              </w:rPr>
-              <w:t>Lo que se pregunta</w:t>
-            </w:r>
-          </w:p>
-          <w:p>
-            <w:pPr>
-              <w:spacing w:before="0" w:after="40"/>
-              <w:ind w:left="170"/>
-            </w:pPr>
-            <w:r>
-              <w:rPr>
-                <w:rFonts w:ascii="Aptos" w:hAnsi="Aptos"/>
-                <w:b w:val="0"/>
-                <w:i w:val="0"/>
-                <w:color w:val="0D2632"/>
-                <w:sz w:val="21"/>
-              </w:rPr>
-              <w:t>Ejemplos de objetivo típico en cada una de las tres normas.</w:t>
-            </w:r>
-          </w:p>
-          <w:p>
-            <w:pPr>
-              <w:spacing w:before="0" w:after="40"/>
-              <w:ind w:left="170"/>
-            </w:pPr>
-            <w:r>
-              <w:rPr>
-                <w:rFonts w:ascii="Aptos" w:hAnsi="Aptos"/>
-                <w:b w:val="0"/>
-                <w:i w:val="0"/>
-                <w:color w:val="0D2632"/>
-                <w:sz w:val="21"/>
-              </w:rPr>
-              <w:t>Que cada objetivo cuelga de un riesgo o de un aspecto ya identificado.</w:t>
-            </w:r>
-          </w:p>
-          <w:p>
-            <w:pPr>
-              <w:spacing w:before="0" w:after="120"/>
-              <w:ind w:left="170"/>
-            </w:pPr>
-            <w:r>
-              <w:rPr>
-                <w:rFonts w:ascii="Aptos" w:hAnsi="Aptos"/>
-                <w:b w:val="0"/>
-                <w:i w:val="0"/>
-                <w:color w:val="0D2632"/>
-                <w:sz w:val="21"/>
-              </w:rPr>
-              <w:t>Que la 6.1 identifica y la 6.2 decide qué hacer.</w:t>
-            </w:r>
-          </w:p>
-        </w:tc>
-      </w:tr>
-    </w:tbl>
-    <w:p>
-      <w:pPr>
-        <w:spacing w:after="80"/>
-      </w:pPr>
     </w:p>
     <w:p>
       <w:pPr>
@@ -5457,92 +5198,6 @@
         <w:t xml:space="preserve"> — junto con la del Reglamento Interno (inciso b) y la de la Programación Anual del Servicio de SST (inciso d).</w:t>
       </w:r>
     </w:p>
-    <w:tbl>
-      <w:tblPr>
-        <w:tblW w:type="auto" w:w="0"/>
-        <w:tblLook w:firstColumn="1" w:firstRow="1" w:lastColumn="0" w:lastRow="0" w:noHBand="0" w:noVBand="1" w:val="04A0"/>
-      </w:tblPr>
-      <w:tblGrid>
-        <w:gridCol w:w="9406"/>
-      </w:tblGrid>
-      <w:tr>
-        <w:tc>
-          <w:tcPr>
-            <w:tcW w:type="dxa" w:w="9406"/>
-            <w:shd w:fill="FFF7D6"/>
-          </w:tcPr>
-          <w:p>
-            <w:pPr>
-              <w:spacing w:before="120" w:after="40"/>
-              <w:ind w:left="170"/>
-            </w:pPr>
-            <w:r>
-              <w:rPr>
-                <w:rFonts w:ascii="Aptos" w:hAnsi="Aptos"/>
-                <w:b/>
-                <w:i w:val="0"/>
-                <w:color w:val="0D2632"/>
-                <w:sz w:val="21"/>
-              </w:rPr>
-              <w:t>Lo que se pregunta</w:t>
-            </w:r>
-          </w:p>
-          <w:p>
-            <w:pPr>
-              <w:spacing w:before="0" w:after="40"/>
-              <w:ind w:left="170"/>
-            </w:pPr>
-            <w:r>
-              <w:rPr>
-                <w:rFonts w:ascii="Aptos" w:hAnsi="Aptos"/>
-                <w:b w:val="0"/>
-                <w:i w:val="0"/>
-                <w:color w:val="0D2632"/>
-                <w:sz w:val="21"/>
-              </w:rPr>
-              <w:t>Que el Programa Anual sale del artículo 32 f) del DS 005, no de la Ley.</w:t>
-            </w:r>
-          </w:p>
-          <w:p>
-            <w:pPr>
-              <w:spacing w:before="0" w:after="40"/>
-              <w:ind w:left="170"/>
-            </w:pPr>
-            <w:r>
-              <w:rPr>
-                <w:rFonts w:ascii="Aptos" w:hAnsi="Aptos"/>
-                <w:b w:val="0"/>
-                <w:i w:val="0"/>
-                <w:color w:val="0D2632"/>
-                <w:sz w:val="21"/>
-              </w:rPr>
-              <w:t>Los seis documentos que se exhiben, y que la política y el IPERC van en lugar visible.</w:t>
-            </w:r>
-          </w:p>
-          <w:p>
-            <w:pPr>
-              <w:spacing w:before="0" w:after="120"/>
-              <w:ind w:left="170"/>
-            </w:pPr>
-            <w:r>
-              <w:rPr>
-                <w:rFonts w:ascii="Aptos" w:hAnsi="Aptos"/>
-                <w:b w:val="0"/>
-                <w:i w:val="0"/>
-                <w:color w:val="0D2632"/>
-                <w:sz w:val="21"/>
-              </w:rPr>
-              <w:t>Que quien aprueba el Programa Anual es el comité, artículo 42 c).</w:t>
-            </w:r>
-          </w:p>
-        </w:tc>
-      </w:tr>
-    </w:tbl>
-    <w:p>
-      <w:pPr>
-        <w:spacing w:after="80"/>
-      </w:pPr>
-    </w:p>
     <w:p>
       <w:pPr>
         <w:spacing w:before="280" w:after="120" w:line="264" w:lineRule="auto"/>
@@ -5776,76 +5431,6 @@
         <w:t>. Un indicador que se mira una vez al año no permite corregir nada, solo enterarse.</w:t>
       </w:r>
     </w:p>
-    <w:tbl>
-      <w:tblPr>
-        <w:tblW w:type="auto" w:w="0"/>
-        <w:tblLook w:firstColumn="1" w:firstRow="1" w:lastColumn="0" w:lastRow="0" w:noHBand="0" w:noVBand="1" w:val="04A0"/>
-      </w:tblPr>
-      <w:tblGrid>
-        <w:gridCol w:w="9406"/>
-      </w:tblGrid>
-      <w:tr>
-        <w:tc>
-          <w:tcPr>
-            <w:tcW w:type="dxa" w:w="9406"/>
-            <w:shd w:fill="FFF7D6"/>
-          </w:tcPr>
-          <w:p>
-            <w:pPr>
-              <w:spacing w:before="120" w:after="40"/>
-              <w:ind w:left="170"/>
-            </w:pPr>
-            <w:r>
-              <w:rPr>
-                <w:rFonts w:ascii="Aptos" w:hAnsi="Aptos"/>
-                <w:b/>
-                <w:i w:val="0"/>
-                <w:color w:val="0D2632"/>
-                <w:sz w:val="21"/>
-              </w:rPr>
-              <w:t>Lo que se pregunta</w:t>
-            </w:r>
-          </w:p>
-          <w:p>
-            <w:pPr>
-              <w:spacing w:before="0" w:after="40"/>
-              <w:ind w:left="170"/>
-            </w:pPr>
-            <w:r>
-              <w:rPr>
-                <w:rFonts w:ascii="Aptos" w:hAnsi="Aptos"/>
-                <w:b w:val="0"/>
-                <w:i w:val="0"/>
-                <w:color w:val="0D2632"/>
-                <w:sz w:val="21"/>
-              </w:rPr>
-              <w:t>Los errores típicos del programa anual, sobre todo dejar fuera los riesgos altos del IPERC.</w:t>
-            </w:r>
-          </w:p>
-          <w:p>
-            <w:pPr>
-              <w:spacing w:before="0" w:after="120"/>
-              <w:ind w:left="170"/>
-            </w:pPr>
-            <w:r>
-              <w:rPr>
-                <w:rFonts w:ascii="Aptos" w:hAnsi="Aptos"/>
-                <w:b w:val="0"/>
-                <w:i w:val="0"/>
-                <w:color w:val="0D2632"/>
-                <w:sz w:val="21"/>
-              </w:rPr>
-              <w:t>Que medir el indicador solo en diciembre incumple el artículo 81 e).</w:t>
-            </w:r>
-          </w:p>
-        </w:tc>
-      </w:tr>
-    </w:tbl>
-    <w:p>
-      <w:pPr>
-        <w:spacing w:after="80"/>
-      </w:pPr>
-    </w:p>
     <w:p>
       <w:r>
         <w:br w:type="page"/>
@@ -6218,92 +5803,6 @@
         <w:t>. Un comité sin horas, sin local y sin presupuesto cumple en el papel y no funciona; ese artículo existe precisamente para eso.</w:t>
       </w:r>
     </w:p>
-    <w:tbl>
-      <w:tblPr>
-        <w:tblW w:type="auto" w:w="0"/>
-        <w:tblLook w:firstColumn="1" w:firstRow="1" w:lastColumn="0" w:lastRow="0" w:noHBand="0" w:noVBand="1" w:val="04A0"/>
-      </w:tblPr>
-      <w:tblGrid>
-        <w:gridCol w:w="9406"/>
-      </w:tblGrid>
-      <w:tr>
-        <w:tc>
-          <w:tcPr>
-            <w:tcW w:type="dxa" w:w="9406"/>
-            <w:shd w:fill="FFF7D6"/>
-          </w:tcPr>
-          <w:p>
-            <w:pPr>
-              <w:spacing w:before="120" w:after="40"/>
-              <w:ind w:left="170"/>
-            </w:pPr>
-            <w:r>
-              <w:rPr>
-                <w:rFonts w:ascii="Aptos" w:hAnsi="Aptos"/>
-                <w:b/>
-                <w:i w:val="0"/>
-                <w:color w:val="0D2632"/>
-                <w:sz w:val="21"/>
-              </w:rPr>
-              <w:t>Lo que se pregunta</w:t>
-            </w:r>
-          </w:p>
-          <w:p>
-            <w:pPr>
-              <w:spacing w:before="0" w:after="40"/>
-              <w:ind w:left="170"/>
-            </w:pPr>
-            <w:r>
-              <w:rPr>
-                <w:rFonts w:ascii="Aptos" w:hAnsi="Aptos"/>
-                <w:b w:val="0"/>
-                <w:i w:val="0"/>
-                <w:color w:val="0D2632"/>
-                <w:sz w:val="21"/>
-              </w:rPr>
-              <w:t>Qué pide la cláusula 7.1 y cuáles son los cuatro tipos de recurso.</w:t>
-            </w:r>
-          </w:p>
-          <w:p>
-            <w:pPr>
-              <w:spacing w:before="0" w:after="40"/>
-              <w:ind w:left="170"/>
-            </w:pPr>
-            <w:r>
-              <w:rPr>
-                <w:rFonts w:ascii="Aptos" w:hAnsi="Aptos"/>
-                <w:b w:val="0"/>
-                <w:i w:val="0"/>
-                <w:color w:val="0D2632"/>
-                <w:sz w:val="21"/>
-              </w:rPr>
-              <w:t>Que la capacitación va dentro de la jornada — artículo 27.</w:t>
-            </w:r>
-          </w:p>
-          <w:p>
-            <w:pPr>
-              <w:spacing w:before="0" w:after="120"/>
-              <w:ind w:left="170"/>
-            </w:pPr>
-            <w:r>
-              <w:rPr>
-                <w:rFonts w:ascii="Aptos" w:hAnsi="Aptos"/>
-                <w:b w:val="0"/>
-                <w:i w:val="0"/>
-                <w:color w:val="0D2632"/>
-                <w:sz w:val="21"/>
-              </w:rPr>
-              <w:t>Que la ley obliga a dar recursos al comité para que su trabajo sea real y efectivo — artículo 49 f).</w:t>
-            </w:r>
-          </w:p>
-        </w:tc>
-      </w:tr>
-    </w:tbl>
-    <w:p>
-      <w:pPr>
-        <w:spacing w:after="80"/>
-      </w:pPr>
-    </w:p>
     <w:p>
       <w:pPr>
         <w:spacing w:before="280" w:after="120" w:line="264" w:lineRule="auto"/>
@@ -6537,92 +6036,6 @@
         </w:rPr>
         <w:t>El error clásico es invertir el primer paso: mirar el currículum del que ya está contratado y declarar que el puesto pide justo eso. Así ninguna brecha aparece nunca, y el sistema no detecta que el operador de montacargas no tiene licencia.</w:t>
       </w:r>
-    </w:p>
-    <w:tbl>
-      <w:tblPr>
-        <w:tblW w:type="auto" w:w="0"/>
-        <w:tblLook w:firstColumn="1" w:firstRow="1" w:lastColumn="0" w:lastRow="0" w:noHBand="0" w:noVBand="1" w:val="04A0"/>
-      </w:tblPr>
-      <w:tblGrid>
-        <w:gridCol w:w="9406"/>
-      </w:tblGrid>
-      <w:tr>
-        <w:tc>
-          <w:tcPr>
-            <w:tcW w:type="dxa" w:w="9406"/>
-            <w:shd w:fill="FFF7D6"/>
-          </w:tcPr>
-          <w:p>
-            <w:pPr>
-              <w:spacing w:before="120" w:after="40"/>
-              <w:ind w:left="170"/>
-            </w:pPr>
-            <w:r>
-              <w:rPr>
-                <w:rFonts w:ascii="Aptos" w:hAnsi="Aptos"/>
-                <w:b/>
-                <w:i w:val="0"/>
-                <w:color w:val="0D2632"/>
-                <w:sz w:val="21"/>
-              </w:rPr>
-              <w:t>Lo que se pregunta</w:t>
-            </w:r>
-          </w:p>
-          <w:p>
-            <w:pPr>
-              <w:spacing w:before="0" w:after="40"/>
-              <w:ind w:left="170"/>
-            </w:pPr>
-            <w:r>
-              <w:rPr>
-                <w:rFonts w:ascii="Aptos" w:hAnsi="Aptos"/>
-                <w:b w:val="0"/>
-                <w:i w:val="0"/>
-                <w:color w:val="0D2632"/>
-                <w:sz w:val="21"/>
-              </w:rPr>
-              <w:t>Qué es la competencia y sobre qué tres cosas se apoya.</w:t>
-            </w:r>
-          </w:p>
-          <w:p>
-            <w:pPr>
-              <w:spacing w:before="0" w:after="40"/>
-              <w:ind w:left="170"/>
-            </w:pPr>
-            <w:r>
-              <w:rPr>
-                <w:rFonts w:ascii="Aptos" w:hAnsi="Aptos"/>
-                <w:b w:val="0"/>
-                <w:i w:val="0"/>
-                <w:color w:val="0D2632"/>
-                <w:sz w:val="21"/>
-              </w:rPr>
-              <w:t>Que primero se define lo que exige el puesto y después se compara con la persona — artículo 27.</w:t>
-            </w:r>
-          </w:p>
-          <w:p>
-            <w:pPr>
-              <w:spacing w:before="0" w:after="120"/>
-              <w:ind w:left="170"/>
-            </w:pPr>
-            <w:r>
-              <w:rPr>
-                <w:rFonts w:ascii="Aptos" w:hAnsi="Aptos"/>
-                <w:b w:val="0"/>
-                <w:i w:val="0"/>
-                <w:color w:val="0D2632"/>
-                <w:sz w:val="21"/>
-              </w:rPr>
-              <w:t>Que la brecha se cierra capacitando, entrenando, reasignando o contratando.</w:t>
-            </w:r>
-          </w:p>
-        </w:tc>
-      </w:tr>
-    </w:tbl>
-    <w:p>
-      <w:pPr>
-        <w:spacing w:after="80"/>
-      </w:pPr>
     </w:p>
     <w:p>
       <w:pPr>
@@ -7113,92 +6526,6 @@
         </w:rPr>
         <w:t>.</w:t>
       </w:r>
-    </w:p>
-    <w:tbl>
-      <w:tblPr>
-        <w:tblW w:type="auto" w:w="0"/>
-        <w:tblLook w:firstColumn="1" w:firstRow="1" w:lastColumn="0" w:lastRow="0" w:noHBand="0" w:noVBand="1" w:val="04A0"/>
-      </w:tblPr>
-      <w:tblGrid>
-        <w:gridCol w:w="9406"/>
-      </w:tblGrid>
-      <w:tr>
-        <w:tc>
-          <w:tcPr>
-            <w:tcW w:type="dxa" w:w="9406"/>
-            <w:shd w:fill="FFF7D6"/>
-          </w:tcPr>
-          <w:p>
-            <w:pPr>
-              <w:spacing w:before="120" w:after="40"/>
-              <w:ind w:left="170"/>
-            </w:pPr>
-            <w:r>
-              <w:rPr>
-                <w:rFonts w:ascii="Aptos" w:hAnsi="Aptos"/>
-                <w:b/>
-                <w:i w:val="0"/>
-                <w:color w:val="0D2632"/>
-                <w:sz w:val="21"/>
-              </w:rPr>
-              <w:t>Lo que se pregunta</w:t>
-            </w:r>
-          </w:p>
-          <w:p>
-            <w:pPr>
-              <w:spacing w:before="0" w:after="40"/>
-              <w:ind w:left="170"/>
-            </w:pPr>
-            <w:r>
-              <w:rPr>
-                <w:rFonts w:ascii="Aptos" w:hAnsi="Aptos"/>
-                <w:b w:val="0"/>
-                <w:i w:val="0"/>
-                <w:color w:val="0D2632"/>
-                <w:sz w:val="21"/>
-              </w:rPr>
-              <w:t>Los tres momentos del artículo 49 g).</w:t>
-            </w:r>
-          </w:p>
-          <w:p>
-            <w:pPr>
-              <w:spacing w:before="0" w:after="40"/>
-              <w:ind w:left="170"/>
-            </w:pPr>
-            <w:r>
-              <w:rPr>
-                <w:rFonts w:ascii="Aptos" w:hAnsi="Aptos"/>
-                <w:b w:val="0"/>
-                <w:i w:val="0"/>
-                <w:color w:val="0D2632"/>
-                <w:sz w:val="21"/>
-              </w:rPr>
-              <w:t>Que las capacitaciones no son menos de cuatro al año — artículo 35 b).</w:t>
-            </w:r>
-          </w:p>
-          <w:p>
-            <w:pPr>
-              <w:spacing w:before="0" w:after="120"/>
-              <w:ind w:left="170"/>
-            </w:pPr>
-            <w:r>
-              <w:rPr>
-                <w:rFonts w:ascii="Aptos" w:hAnsi="Aptos"/>
-                <w:b w:val="0"/>
-                <w:i w:val="0"/>
-                <w:color w:val="0D2632"/>
-                <w:sz w:val="21"/>
-              </w:rPr>
-              <w:t>Que el momento de la contratación aplica cualquiera sea la modalidad o duración del contrato.</w:t>
-            </w:r>
-          </w:p>
-        </w:tc>
-      </w:tr>
-    </w:tbl>
-    <w:p>
-      <w:pPr>
-        <w:spacing w:after="80"/>
-      </w:pPr>
     </w:p>
     <w:p>
       <w:pPr>
@@ -7821,92 +7148,6 @@
         <w:t>. Fuera de minería lo que obliga es todo lo de la tabla de arriba.</w:t>
       </w:r>
     </w:p>
-    <w:tbl>
-      <w:tblPr>
-        <w:tblW w:type="auto" w:w="0"/>
-        <w:tblLook w:firstColumn="1" w:firstRow="1" w:lastColumn="0" w:lastRow="0" w:noHBand="0" w:noVBand="1" w:val="04A0"/>
-      </w:tblPr>
-      <w:tblGrid>
-        <w:gridCol w:w="9406"/>
-      </w:tblGrid>
-      <w:tr>
-        <w:tc>
-          <w:tcPr>
-            <w:tcW w:type="dxa" w:w="9406"/>
-            <w:shd w:fill="FFF7D6"/>
-          </w:tcPr>
-          <w:p>
-            <w:pPr>
-              <w:spacing w:before="120" w:after="40"/>
-              <w:ind w:left="170"/>
-            </w:pPr>
-            <w:r>
-              <w:rPr>
-                <w:rFonts w:ascii="Aptos" w:hAnsi="Aptos"/>
-                <w:b/>
-                <w:i w:val="0"/>
-                <w:color w:val="0D2632"/>
-                <w:sz w:val="21"/>
-              </w:rPr>
-              <w:t>Lo que se pregunta</w:t>
-            </w:r>
-          </w:p>
-          <w:p>
-            <w:pPr>
-              <w:spacing w:before="0" w:after="40"/>
-              <w:ind w:left="170"/>
-            </w:pPr>
-            <w:r>
-              <w:rPr>
-                <w:rFonts w:ascii="Aptos" w:hAnsi="Aptos"/>
-                <w:b w:val="0"/>
-                <w:i w:val="0"/>
-                <w:color w:val="0D2632"/>
-                <w:sz w:val="21"/>
-              </w:rPr>
-              <w:t>Que la capacitación va dentro de la jornada y que fuera de ella se remunera.</w:t>
-            </w:r>
-          </w:p>
-          <w:p>
-            <w:pPr>
-              <w:spacing w:before="0" w:after="40"/>
-              <w:ind w:left="170"/>
-            </w:pPr>
-            <w:r>
-              <w:rPr>
-                <w:rFonts w:ascii="Aptos" w:hAnsi="Aptos"/>
-                <w:b w:val="0"/>
-                <w:i w:val="0"/>
-                <w:color w:val="0D2632"/>
-                <w:sz w:val="21"/>
-              </w:rPr>
-              <w:t>Que el costo lo asume íntegramente el empleador, en ningún caso el trabajador.</w:t>
-            </w:r>
-          </w:p>
-          <w:p>
-            <w:pPr>
-              <w:spacing w:before="0" w:after="120"/>
-              <w:ind w:left="170"/>
-            </w:pPr>
-            <w:r>
-              <w:rPr>
-                <w:rFonts w:ascii="Aptos" w:hAnsi="Aptos"/>
-                <w:b w:val="0"/>
-                <w:i w:val="0"/>
-                <w:color w:val="0D2632"/>
-                <w:sz w:val="21"/>
-              </w:rPr>
-              <w:t>Que los programas atienden de manera específica los riesgos de cada puesto.</w:t>
-            </w:r>
-          </w:p>
-        </w:tc>
-      </w:tr>
-    </w:tbl>
-    <w:p>
-      <w:pPr>
-        <w:spacing w:after="80"/>
-      </w:pPr>
-    </w:p>
     <w:p>
       <w:pPr>
         <w:spacing w:before="280" w:after="120" w:line="264" w:lineRule="auto"/>
@@ -8339,92 +7580,6 @@
         </w:rPr>
         <w:t>. Por eso la conciencia no es un adorno del sistema — es lo que convierte un derecho escrito en una conducta real.</w:t>
       </w:r>
-    </w:p>
-    <w:tbl>
-      <w:tblPr>
-        <w:tblW w:type="auto" w:w="0"/>
-        <w:tblLook w:firstColumn="1" w:firstRow="1" w:lastColumn="0" w:lastRow="0" w:noHBand="0" w:noVBand="1" w:val="04A0"/>
-      </w:tblPr>
-      <w:tblGrid>
-        <w:gridCol w:w="9406"/>
-      </w:tblGrid>
-      <w:tr>
-        <w:tc>
-          <w:tcPr>
-            <w:tcW w:type="dxa" w:w="9406"/>
-            <w:shd w:fill="FFF7D6"/>
-          </w:tcPr>
-          <w:p>
-            <w:pPr>
-              <w:spacing w:before="120" w:after="40"/>
-              <w:ind w:left="170"/>
-            </w:pPr>
-            <w:r>
-              <w:rPr>
-                <w:rFonts w:ascii="Aptos" w:hAnsi="Aptos"/>
-                <w:b/>
-                <w:i w:val="0"/>
-                <w:color w:val="0D2632"/>
-                <w:sz w:val="21"/>
-              </w:rPr>
-              <w:t>Lo que se pregunta</w:t>
-            </w:r>
-          </w:p>
-          <w:p>
-            <w:pPr>
-              <w:spacing w:before="0" w:after="40"/>
-              <w:ind w:left="170"/>
-            </w:pPr>
-            <w:r>
-              <w:rPr>
-                <w:rFonts w:ascii="Aptos" w:hAnsi="Aptos"/>
-                <w:b w:val="0"/>
-                <w:i w:val="0"/>
-                <w:color w:val="0D2632"/>
-                <w:sz w:val="21"/>
-              </w:rPr>
-              <w:t>La diferencia entre capacitar y tomar conciencia.</w:t>
-            </w:r>
-          </w:p>
-          <w:p>
-            <w:pPr>
-              <w:spacing w:before="0" w:after="40"/>
-              <w:ind w:left="170"/>
-            </w:pPr>
-            <w:r>
-              <w:rPr>
-                <w:rFonts w:ascii="Aptos" w:hAnsi="Aptos"/>
-                <w:b w:val="0"/>
-                <w:i w:val="0"/>
-                <w:color w:val="0D2632"/>
-                <w:sz w:val="21"/>
-              </w:rPr>
-              <w:t>Los tres contenidos de la cláusula 7.3: la política, en qué contribuye cada uno y qué implica no cumplir.</w:t>
-            </w:r>
-          </w:p>
-          <w:p>
-            <w:pPr>
-              <w:spacing w:before="0" w:after="120"/>
-              <w:ind w:left="170"/>
-            </w:pPr>
-            <w:r>
-              <w:rPr>
-                <w:rFonts w:ascii="Aptos" w:hAnsi="Aptos"/>
-                <w:b w:val="0"/>
-                <w:i w:val="0"/>
-                <w:color w:val="0D2632"/>
-                <w:sz w:val="21"/>
-              </w:rPr>
-              <w:t>Que la ISO 45001 añade el derecho a apartarse del peligro grave e inminente sin represalias, y que el artículo 63 lo respalda.</w:t>
-            </w:r>
-          </w:p>
-        </w:tc>
-      </w:tr>
-    </w:tbl>
-    <w:p>
-      <w:pPr>
-        <w:spacing w:after="80"/>
-      </w:pPr>
     </w:p>
     <w:p>
       <w:r>
@@ -8958,92 +8113,6 @@
         </w:rPr>
         <w:t>. Enlaza directo con la consulta y participación del cuadernillo anterior — una sugerencia sin respuesta es exactamente el obstáculo a participar que la cláusula 5.4 manda eliminar.</w:t>
       </w:r>
-    </w:p>
-    <w:tbl>
-      <w:tblPr>
-        <w:tblW w:type="auto" w:w="0"/>
-        <w:tblLook w:firstColumn="1" w:firstRow="1" w:lastColumn="0" w:lastRow="0" w:noHBand="0" w:noVBand="1" w:val="04A0"/>
-      </w:tblPr>
-      <w:tblGrid>
-        <w:gridCol w:w="9406"/>
-      </w:tblGrid>
-      <w:tr>
-        <w:tc>
-          <w:tcPr>
-            <w:tcW w:type="dxa" w:w="9406"/>
-            <w:shd w:fill="FFF7D6"/>
-          </w:tcPr>
-          <w:p>
-            <w:pPr>
-              <w:spacing w:before="120" w:after="40"/>
-              <w:ind w:left="170"/>
-            </w:pPr>
-            <w:r>
-              <w:rPr>
-                <w:rFonts w:ascii="Aptos" w:hAnsi="Aptos"/>
-                <w:b/>
-                <w:i w:val="0"/>
-                <w:color w:val="0D2632"/>
-                <w:sz w:val="21"/>
-              </w:rPr>
-              <w:t>Lo que se pregunta</w:t>
-            </w:r>
-          </w:p>
-          <w:p>
-            <w:pPr>
-              <w:spacing w:before="0" w:after="40"/>
-              <w:ind w:left="170"/>
-            </w:pPr>
-            <w:r>
-              <w:rPr>
-                <w:rFonts w:ascii="Aptos" w:hAnsi="Aptos"/>
-                <w:b w:val="0"/>
-                <w:i w:val="0"/>
-                <w:color w:val="0D2632"/>
-                <w:sz w:val="21"/>
-              </w:rPr>
-              <w:t>Las cuatro decisiones que pide la cláusula 7.4: qué, a quién, cuándo y cómo.</w:t>
-            </w:r>
-          </w:p>
-          <w:p>
-            <w:pPr>
-              <w:spacing w:before="0" w:after="40"/>
-              <w:ind w:left="170"/>
-            </w:pPr>
-            <w:r>
-              <w:rPr>
-                <w:rFonts w:ascii="Aptos" w:hAnsi="Aptos"/>
-                <w:b w:val="0"/>
-                <w:i w:val="0"/>
-                <w:color w:val="0D2632"/>
-                <w:sz w:val="21"/>
-              </w:rPr>
-              <w:t>Las tres obligaciones del artículo 37 del DS 005.</w:t>
-            </w:r>
-          </w:p>
-          <w:p>
-            <w:pPr>
-              <w:spacing w:before="0" w:after="120"/>
-              <w:ind w:left="170"/>
-            </w:pPr>
-            <w:r>
-              <w:rPr>
-                <w:rFonts w:ascii="Aptos" w:hAnsi="Aptos"/>
-                <w:b w:val="0"/>
-                <w:i w:val="0"/>
-                <w:color w:val="0D2632"/>
-                <w:sz w:val="21"/>
-              </w:rPr>
-              <w:t>Que recibir no es atender: el inciso c) exige respuesta.</w:t>
-            </w:r>
-          </w:p>
-        </w:tc>
-      </w:tr>
-    </w:tbl>
-    <w:p>
-      <w:pPr>
-        <w:spacing w:after="80"/>
-      </w:pPr>
     </w:p>
     <w:p>
       <w:pPr>
@@ -9572,92 +8641,6 @@
         <w:t xml:space="preserve"> cuando un cliente audita o un inspector pregunta. El documento dice lo que la empresa se propuso hacer; el registro dice lo que hizo.</w:t>
       </w:r>
     </w:p>
-    <w:tbl>
-      <w:tblPr>
-        <w:tblW w:type="auto" w:w="0"/>
-        <w:tblLook w:firstColumn="1" w:firstRow="1" w:lastColumn="0" w:lastRow="0" w:noHBand="0" w:noVBand="1" w:val="04A0"/>
-      </w:tblPr>
-      <w:tblGrid>
-        <w:gridCol w:w="9406"/>
-      </w:tblGrid>
-      <w:tr>
-        <w:tc>
-          <w:tcPr>
-            <w:tcW w:type="dxa" w:w="9406"/>
-            <w:shd w:fill="FFF7D6"/>
-          </w:tcPr>
-          <w:p>
-            <w:pPr>
-              <w:spacing w:before="120" w:after="40"/>
-              <w:ind w:left="170"/>
-            </w:pPr>
-            <w:r>
-              <w:rPr>
-                <w:rFonts w:ascii="Aptos" w:hAnsi="Aptos"/>
-                <w:b/>
-                <w:i w:val="0"/>
-                <w:color w:val="0D2632"/>
-                <w:sz w:val="21"/>
-              </w:rPr>
-              <w:t>Lo que se pregunta</w:t>
-            </w:r>
-          </w:p>
-          <w:p>
-            <w:pPr>
-              <w:spacing w:before="0" w:after="40"/>
-              <w:ind w:left="170"/>
-            </w:pPr>
-            <w:r>
-              <w:rPr>
-                <w:rFonts w:ascii="Aptos" w:hAnsi="Aptos"/>
-                <w:b w:val="0"/>
-                <w:i w:val="0"/>
-                <w:color w:val="0D2632"/>
-                <w:sz w:val="21"/>
-              </w:rPr>
-              <w:t>La diferencia entre documento y registro, con ejemplos de cada uno.</w:t>
-            </w:r>
-          </w:p>
-          <w:p>
-            <w:pPr>
-              <w:spacing w:before="0" w:after="40"/>
-              <w:ind w:left="170"/>
-            </w:pPr>
-            <w:r>
-              <w:rPr>
-                <w:rFonts w:ascii="Aptos" w:hAnsi="Aptos"/>
-                <w:b w:val="0"/>
-                <w:i w:val="0"/>
-                <w:color w:val="0D2632"/>
-                <w:sz w:val="21"/>
-              </w:rPr>
-              <w:t>Que el documento lleva versión y el registro lleva fecha.</w:t>
-            </w:r>
-          </w:p>
-          <w:p>
-            <w:pPr>
-              <w:spacing w:before="0" w:after="120"/>
-              <w:ind w:left="170"/>
-            </w:pPr>
-            <w:r>
-              <w:rPr>
-                <w:rFonts w:ascii="Aptos" w:hAnsi="Aptos"/>
-                <w:b w:val="0"/>
-                <w:i w:val="0"/>
-                <w:color w:val="0D2632"/>
-                <w:sz w:val="21"/>
-              </w:rPr>
-              <w:t>Que el documento se actualiza y el registro se conserva sin corregir.</w:t>
-            </w:r>
-          </w:p>
-        </w:tc>
-      </w:tr>
-    </w:tbl>
-    <w:p>
-      <w:pPr>
-        <w:spacing w:after="80"/>
-      </w:pPr>
-    </w:p>
     <w:p>
       <w:pPr>
         <w:spacing w:before="280" w:after="120" w:line="264" w:lineRule="auto"/>
@@ -9927,92 +8910,6 @@
         </w:rPr>
         <w:t>. El auditor lo encuentra en dos minutos, porque va al puesto de trabajo y mira qué papel tiene el operario en la mano.</w:t>
       </w:r>
-    </w:p>
-    <w:tbl>
-      <w:tblPr>
-        <w:tblW w:type="auto" w:w="0"/>
-        <w:tblLook w:firstColumn="1" w:firstRow="1" w:lastColumn="0" w:lastRow="0" w:noHBand="0" w:noVBand="1" w:val="04A0"/>
-      </w:tblPr>
-      <w:tblGrid>
-        <w:gridCol w:w="9406"/>
-      </w:tblGrid>
-      <w:tr>
-        <w:tc>
-          <w:tcPr>
-            <w:tcW w:type="dxa" w:w="9406"/>
-            <w:shd w:fill="FFF7D6"/>
-          </w:tcPr>
-          <w:p>
-            <w:pPr>
-              <w:spacing w:before="120" w:after="40"/>
-              <w:ind w:left="170"/>
-            </w:pPr>
-            <w:r>
-              <w:rPr>
-                <w:rFonts w:ascii="Aptos" w:hAnsi="Aptos"/>
-                <w:b/>
-                <w:i w:val="0"/>
-                <w:color w:val="0D2632"/>
-                <w:sz w:val="21"/>
-              </w:rPr>
-              <w:t>Lo que se pregunta</w:t>
-            </w:r>
-          </w:p>
-          <w:p>
-            <w:pPr>
-              <w:spacing w:before="0" w:after="40"/>
-              <w:ind w:left="170"/>
-            </w:pPr>
-            <w:r>
-              <w:rPr>
-                <w:rFonts w:ascii="Aptos" w:hAnsi="Aptos"/>
-                <w:b w:val="0"/>
-                <w:i w:val="0"/>
-                <w:color w:val="0D2632"/>
-                <w:sz w:val="21"/>
-              </w:rPr>
-              <w:t>Las reglas de la cláusula 7.5: aprobar, identificar, distribuir, desplazar la versión anterior y retirar la obsoleta.</w:t>
-            </w:r>
-          </w:p>
-          <w:p>
-            <w:pPr>
-              <w:spacing w:before="0" w:after="40"/>
-              <w:ind w:left="170"/>
-            </w:pPr>
-            <w:r>
-              <w:rPr>
-                <w:rFonts w:ascii="Aptos" w:hAnsi="Aptos"/>
-                <w:b w:val="0"/>
-                <w:i w:val="0"/>
-                <w:color w:val="0D2632"/>
-                <w:sz w:val="21"/>
-              </w:rPr>
-              <w:t>Que se distribuye a quien la usa, en el puesto de trabajo.</w:t>
-            </w:r>
-          </w:p>
-          <w:p>
-            <w:pPr>
-              <w:spacing w:before="0" w:after="120"/>
-              <w:ind w:left="170"/>
-            </w:pPr>
-            <w:r>
-              <w:rPr>
-                <w:rFonts w:ascii="Aptos" w:hAnsi="Aptos"/>
-                <w:b w:val="0"/>
-                <w:i w:val="0"/>
-                <w:color w:val="0D2632"/>
-                <w:sz w:val="21"/>
-              </w:rPr>
-              <w:t>Que la versión obsoleta se retira o se marca.</w:t>
-            </w:r>
-          </w:p>
-        </w:tc>
-      </w:tr>
-    </w:tbl>
-    <w:p>
-      <w:pPr>
-        <w:spacing w:after="80"/>
-      </w:pPr>
     </w:p>
     <w:p>
       <w:pPr>
@@ -10764,92 +9661,6 @@
         <w:t>.</w:t>
       </w:r>
     </w:p>
-    <w:tbl>
-      <w:tblPr>
-        <w:tblW w:type="auto" w:w="0"/>
-        <w:tblLook w:firstColumn="1" w:firstRow="1" w:lastColumn="0" w:lastRow="0" w:noHBand="0" w:noVBand="1" w:val="04A0"/>
-      </w:tblPr>
-      <w:tblGrid>
-        <w:gridCol w:w="9406"/>
-      </w:tblGrid>
-      <w:tr>
-        <w:tc>
-          <w:tcPr>
-            <w:tcW w:type="dxa" w:w="9406"/>
-            <w:shd w:fill="FFF7D6"/>
-          </w:tcPr>
-          <w:p>
-            <w:pPr>
-              <w:spacing w:before="120" w:after="40"/>
-              <w:ind w:left="170"/>
-            </w:pPr>
-            <w:r>
-              <w:rPr>
-                <w:rFonts w:ascii="Aptos" w:hAnsi="Aptos"/>
-                <w:b/>
-                <w:i w:val="0"/>
-                <w:color w:val="0D2632"/>
-                <w:sz w:val="21"/>
-              </w:rPr>
-              <w:t>Lo que se pregunta</w:t>
-            </w:r>
-          </w:p>
-          <w:p>
-            <w:pPr>
-              <w:spacing w:before="0" w:after="40"/>
-              <w:ind w:left="170"/>
-            </w:pPr>
-            <w:r>
-              <w:rPr>
-                <w:rFonts w:ascii="Aptos" w:hAnsi="Aptos"/>
-                <w:b w:val="0"/>
-                <w:i w:val="0"/>
-                <w:color w:val="0D2632"/>
-                <w:sz w:val="21"/>
-              </w:rPr>
-              <w:t>Los ocho registros del artículo 33.</w:t>
-            </w:r>
-          </w:p>
-          <w:p>
-            <w:pPr>
-              <w:spacing w:before="0" w:after="40"/>
-              <w:ind w:left="170"/>
-            </w:pPr>
-            <w:r>
-              <w:rPr>
-                <w:rFonts w:ascii="Aptos" w:hAnsi="Aptos"/>
-                <w:b w:val="0"/>
-                <w:i w:val="0"/>
-                <w:color w:val="0D2632"/>
-                <w:sz w:val="21"/>
-              </w:rPr>
-              <w:t>Que el de accidentes incluye la investigación y las medidas correctivas.</w:t>
-            </w:r>
-          </w:p>
-          <w:p>
-            <w:pPr>
-              <w:spacing w:before="0" w:after="120"/>
-              <w:ind w:left="170"/>
-            </w:pPr>
-            <w:r>
-              <w:rPr>
-                <w:rFonts w:ascii="Aptos" w:hAnsi="Aptos"/>
-                <w:b w:val="0"/>
-                <w:i w:val="0"/>
-                <w:color w:val="0D2632"/>
-                <w:sz w:val="21"/>
-              </w:rPr>
-              <w:t>Que la empresa principal lleva el registro de accidentes de los tercerizados que trabajan en sus instalaciones — artículo 34.</w:t>
-            </w:r>
-          </w:p>
-        </w:tc>
-      </w:tr>
-    </w:tbl>
-    <w:p>
-      <w:pPr>
-        <w:spacing w:after="80"/>
-      </w:pPr>
-    </w:p>
     <w:p>
       <w:pPr>
         <w:spacing w:before="280" w:after="120" w:line="264" w:lineRule="auto"/>
@@ -11327,24 +10138,140 @@
         <w:t>, no se archiva. Pero el dato médico de una persona es suyo, y para eso hace falta su permiso por escrito.</w:t>
       </w:r>
     </w:p>
+    <w:p>
+      <w:r>
+        <w:br w:type="page"/>
+      </w:r>
+    </w:p>
+    <w:p>
+      <w:pPr>
+        <w:spacing w:before="200" w:after="200" w:line="264" w:lineRule="auto"/>
+        <w:ind w:left="0"/>
+      </w:pPr>
+      <w:r>
+        <w:rPr>
+          <w:rFonts w:ascii="Aptos" w:hAnsi="Aptos"/>
+          <w:b/>
+          <w:i w:val="0"/>
+          <w:color w:val="0E7C86"/>
+          <w:sz w:val="32"/>
+        </w:rPr>
+        <w:t>Anexo A — Qué muestra el video, minuto a minuto</w:t>
+      </w:r>
+    </w:p>
+    <w:p>
+      <w:pPr>
+        <w:spacing w:before="0" w:after="120" w:line="300" w:lineRule="auto"/>
+        <w:ind w:left="0"/>
+        <w:jc w:val="both"/>
+      </w:pPr>
+      <w:r>
+        <w:rPr>
+          <w:rFonts w:ascii="Aptos" w:hAnsi="Aptos"/>
+          <w:b w:val="0"/>
+          <w:i w:val="0"/>
+          <w:color w:val="0D2632"/>
+          <w:sz w:val="22"/>
+        </w:rPr>
+        <w:t xml:space="preserve">Video </w:t>
+      </w:r>
+      <w:r>
+        <w:rPr>
+          <w:rFonts w:ascii="Aptos" w:hAnsi="Aptos"/>
+          <w:b/>
+          <w:i w:val="0"/>
+          <w:color w:val="0D2632"/>
+          <w:sz w:val="22"/>
+        </w:rPr>
+        <w:t>V-002</w:t>
+      </w:r>
+      <w:r>
+        <w:rPr>
+          <w:rFonts w:ascii="Aptos" w:hAnsi="Aptos"/>
+          <w:b w:val="0"/>
+          <w:i w:val="0"/>
+          <w:color w:val="0D2632"/>
+          <w:sz w:val="22"/>
+        </w:rPr>
+        <w:t xml:space="preserve"> · «Cláusula 6 · ISO 45001:2018 — Planificación» · Procem Consultores · tramo asignado </w:t>
+      </w:r>
+      <w:r>
+        <w:rPr>
+          <w:rFonts w:ascii="Aptos" w:hAnsi="Aptos"/>
+          <w:b/>
+          <w:i w:val="0"/>
+          <w:color w:val="0D2632"/>
+          <w:sz w:val="22"/>
+        </w:rPr>
+        <w:t>12:22 – 17:05</w:t>
+      </w:r>
+      <w:r>
+        <w:rPr>
+          <w:rFonts w:ascii="Aptos" w:hAnsi="Aptos"/>
+          <w:b w:val="0"/>
+          <w:i w:val="0"/>
+          <w:color w:val="0D2632"/>
+          <w:sz w:val="22"/>
+        </w:rPr>
+        <w:t xml:space="preserve"> · https://youtu.be/Pr2wlMiW_NY</w:t>
+      </w:r>
+    </w:p>
+    <w:p>
+      <w:pPr>
+        <w:spacing w:before="0" w:after="120" w:line="300" w:lineRule="auto"/>
+        <w:ind w:left="0"/>
+        <w:jc w:val="both"/>
+      </w:pPr>
+      <w:r>
+        <w:rPr>
+          <w:rFonts w:ascii="Aptos" w:hAnsi="Aptos"/>
+          <w:b w:val="0"/>
+          <w:i w:val="0"/>
+          <w:color w:val="0D2632"/>
+          <w:sz w:val="22"/>
+        </w:rPr>
+        <w:t xml:space="preserve">Es un </w:t>
+      </w:r>
+      <w:r>
+        <w:rPr>
+          <w:rFonts w:ascii="Aptos" w:hAnsi="Aptos"/>
+          <w:b/>
+          <w:i w:val="0"/>
+          <w:color w:val="0D2632"/>
+          <w:sz w:val="22"/>
+        </w:rPr>
+        <w:t>resumen nuestro</w:t>
+      </w:r>
+      <w:r>
+        <w:rPr>
+          <w:rFonts w:ascii="Aptos" w:hAnsi="Aptos"/>
+          <w:b w:val="0"/>
+          <w:i w:val="0"/>
+          <w:color w:val="0D2632"/>
+          <w:sz w:val="22"/>
+        </w:rPr>
+        <w:t>, no la transcripción. Está aquí para que puedas responder el cuestionario aunque el video deje de estar disponible.</w:t>
+      </w:r>
+    </w:p>
     <w:tbl>
       <w:tblPr>
+        <w:tblStyle w:val="TableGrid"/>
         <w:tblW w:type="auto" w:w="0"/>
         <w:tblLook w:firstColumn="1" w:firstRow="1" w:lastColumn="0" w:lastRow="0" w:noHBand="0" w:noVBand="1" w:val="04A0"/>
       </w:tblPr>
       <w:tblGrid>
-        <w:gridCol w:w="9406"/>
+        <w:gridCol w:w="4703"/>
+        <w:gridCol w:w="4703"/>
       </w:tblGrid>
       <w:tr>
         <w:tc>
           <w:tcPr>
-            <w:tcW w:type="dxa" w:w="9406"/>
-            <w:shd w:fill="FFF7D6"/>
+            <w:tcW w:type="dxa" w:w="4703"/>
+            <w:shd w:fill="EEF2F4"/>
           </w:tcPr>
           <w:p>
             <w:pPr>
-              <w:spacing w:before="120" w:after="40"/>
-              <w:ind w:left="170"/>
+              <w:spacing w:before="60" w:after="60"/>
             </w:pPr>
             <w:r>
               <w:rPr>
@@ -11352,57 +10279,670 @@
                 <w:b/>
                 <w:i w:val="0"/>
                 <w:color w:val="0D2632"/>
-                <w:sz w:val="21"/>
+                <w:sz w:val="20"/>
               </w:rPr>
-              <w:t>Lo que se pregunta</w:t>
+              <w:t>Minuto</w:t>
             </w:r>
           </w:p>
+        </w:tc>
+        <w:tc>
+          <w:tcPr>
+            <w:tcW w:type="dxa" w:w="4703"/>
+            <w:shd w:fill="EEF2F4"/>
+          </w:tcPr>
           <w:p>
             <w:pPr>
-              <w:spacing w:before="0" w:after="40"/>
-              <w:ind w:left="170"/>
+              <w:spacing w:before="60" w:after="60"/>
+            </w:pPr>
+            <w:r>
+              <w:rPr>
+                <w:rFonts w:ascii="Aptos" w:hAnsi="Aptos"/>
+                <w:b/>
+                <w:i w:val="0"/>
+                <w:color w:val="0D2632"/>
+                <w:sz w:val="20"/>
+              </w:rPr>
+              <w:t>Qué explica</w:t>
+            </w:r>
+          </w:p>
+        </w:tc>
+      </w:tr>
+      <w:tr>
+        <w:tc>
+          <w:tcPr>
+            <w:tcW w:type="dxa" w:w="4703"/>
+          </w:tcPr>
+          <w:p>
+            <w:pPr>
+              <w:spacing w:before="60" w:after="60"/>
+            </w:pPr>
+            <w:r>
+              <w:rPr>
+                <w:rFonts w:ascii="Aptos" w:hAnsi="Aptos"/>
+                <w:b/>
+                <w:i w:val="0"/>
+                <w:color w:val="5A6A72"/>
+                <w:sz w:val="20"/>
+              </w:rPr>
+              <w:t>12:29</w:t>
+            </w:r>
+          </w:p>
+        </w:tc>
+        <w:tc>
+          <w:tcPr>
+            <w:tcW w:type="dxa" w:w="4703"/>
+          </w:tcPr>
+          <w:p>
+            <w:pPr>
+              <w:spacing w:before="60" w:after="60"/>
+            </w:pPr>
+            <w:r>
+              <w:rPr>
+                <w:rFonts w:ascii="Aptos" w:hAnsi="Aptos"/>
+                <w:b/>
+                <w:i w:val="0"/>
+                <w:color w:val="5A6A72"/>
+                <w:sz w:val="20"/>
+              </w:rPr>
+              <w:t>Determinación de los requisitos legales y otros requisitos.</w:t>
+            </w:r>
+            <w:r>
+              <w:rPr>
+                <w:rFonts w:ascii="Aptos" w:hAnsi="Aptos"/>
+                <w:b w:val="0"/>
+                <w:i w:val="0"/>
+                <w:color w:val="5A6A72"/>
+                <w:sz w:val="20"/>
+              </w:rPr>
+              <w:t xml:space="preserve"> Los </w:t>
+            </w:r>
+            <w:r>
+              <w:rPr>
+                <w:rFonts w:ascii="Aptos" w:hAnsi="Aptos"/>
+                <w:b/>
+                <w:i w:val="0"/>
+                <w:color w:val="5A6A72"/>
+                <w:sz w:val="20"/>
+              </w:rPr>
+              <w:t>legales</w:t>
+            </w:r>
+            <w:r>
+              <w:rPr>
+                <w:rFonts w:ascii="Aptos" w:hAnsi="Aptos"/>
+                <w:b w:val="0"/>
+                <w:i w:val="0"/>
+                <w:color w:val="5A6A72"/>
+                <w:sz w:val="20"/>
+              </w:rPr>
+              <w:t xml:space="preserve"> pueden ser de siete tipos: legislación nacional, regional o internacional (con estatutos y reglamentos); decretos y directivas; disposiciones de los reguladores; permisos, licencias u otras autorizaciones; sentencias de tribunales judiciales o administrativos; tratados, convenciones y protocolos; y convenios colectivos</w:t>
+            </w:r>
+          </w:p>
+        </w:tc>
+      </w:tr>
+      <w:tr>
+        <w:tc>
+          <w:tcPr>
+            <w:tcW w:type="dxa" w:w="4703"/>
+          </w:tcPr>
+          <w:p>
+            <w:pPr>
+              <w:spacing w:before="60" w:after="60"/>
+            </w:pPr>
+            <w:r>
+              <w:rPr>
+                <w:rFonts w:ascii="Aptos" w:hAnsi="Aptos"/>
+                <w:b/>
+                <w:i w:val="0"/>
+                <w:color w:val="5A6A72"/>
+                <w:sz w:val="20"/>
+              </w:rPr>
+              <w:t>13:09</w:t>
+            </w:r>
+          </w:p>
+        </w:tc>
+        <w:tc>
+          <w:tcPr>
+            <w:tcW w:type="dxa" w:w="4703"/>
+          </w:tcPr>
+          <w:p>
+            <w:pPr>
+              <w:spacing w:before="60" w:after="60"/>
+            </w:pPr>
+            <w:r>
+              <w:rPr>
+                <w:rFonts w:ascii="Aptos" w:hAnsi="Aptos"/>
+                <w:b/>
+                <w:i w:val="0"/>
+                <w:color w:val="5A6A72"/>
+                <w:sz w:val="20"/>
+              </w:rPr>
+              <w:t>Otros requisitos</w:t>
+            </w:r>
+            <w:r>
+              <w:rPr>
+                <w:rFonts w:ascii="Aptos" w:hAnsi="Aptos"/>
+                <w:b w:val="0"/>
+                <w:i w:val="0"/>
+                <w:color w:val="5A6A72"/>
+                <w:sz w:val="20"/>
+              </w:rPr>
+              <w:t>, los que no son ley: los que la propia organización se fija, las condiciones contractuales, los acuerdos con los empleados, con las partes interesadas y con las autoridades de salud, las normas no reglamentarias y de consenso, las directrices y los principios voluntarios</w:t>
+            </w:r>
+          </w:p>
+        </w:tc>
+      </w:tr>
+      <w:tr>
+        <w:tc>
+          <w:tcPr>
+            <w:tcW w:type="dxa" w:w="4703"/>
+          </w:tcPr>
+          <w:p>
+            <w:pPr>
+              <w:spacing w:before="60" w:after="60"/>
+            </w:pPr>
+            <w:r>
+              <w:rPr>
+                <w:rFonts w:ascii="Aptos" w:hAnsi="Aptos"/>
+                <w:b/>
+                <w:i w:val="0"/>
+                <w:color w:val="5A6A72"/>
+                <w:sz w:val="20"/>
+              </w:rPr>
+              <w:t>14:42</w:t>
+            </w:r>
+          </w:p>
+        </w:tc>
+        <w:tc>
+          <w:tcPr>
+            <w:tcW w:type="dxa" w:w="4703"/>
+          </w:tcPr>
+          <w:p>
+            <w:pPr>
+              <w:spacing w:before="60" w:after="60"/>
+            </w:pPr>
+            <w:r>
+              <w:rPr>
+                <w:rFonts w:ascii="Aptos" w:hAnsi="Aptos"/>
+                <w:b/>
+                <w:i w:val="0"/>
+                <w:color w:val="5A6A72"/>
+                <w:sz w:val="20"/>
+              </w:rPr>
+              <w:t>Cláusula 6.2 · Objetivos de SST.</w:t>
+            </w:r>
+            <w:r>
+              <w:rPr>
+                <w:rFonts w:ascii="Aptos" w:hAnsi="Aptos"/>
+                <w:b w:val="0"/>
+                <w:i w:val="0"/>
+                <w:color w:val="5A6A72"/>
+                <w:sz w:val="20"/>
+              </w:rPr>
+              <w:t xml:space="preserve"> Se establecen para mantener y mejorar el desempeño, y </w:t>
+            </w:r>
+            <w:r>
+              <w:rPr>
+                <w:rFonts w:ascii="Aptos" w:hAnsi="Aptos"/>
+                <w:b/>
+                <w:i w:val="0"/>
+                <w:color w:val="5A6A72"/>
+                <w:sz w:val="20"/>
+              </w:rPr>
+              <w:t>se vinculan a los riesgos y oportunidades</w:t>
+            </w:r>
+            <w:r>
+              <w:rPr>
+                <w:rFonts w:ascii="Aptos" w:hAnsi="Aptos"/>
+                <w:b w:val="0"/>
+                <w:i w:val="0"/>
+                <w:color w:val="5A6A72"/>
+                <w:sz w:val="20"/>
+              </w:rPr>
+              <w:t xml:space="preserve"> y a los criterios de desempeño que la organización identificó como necesarios</w:t>
+            </w:r>
+          </w:p>
+        </w:tc>
+      </w:tr>
+      <w:tr>
+        <w:tc>
+          <w:tcPr>
+            <w:tcW w:type="dxa" w:w="4703"/>
+          </w:tcPr>
+          <w:p>
+            <w:pPr>
+              <w:spacing w:before="60" w:after="60"/>
+            </w:pPr>
+            <w:r>
+              <w:rPr>
+                <w:rFonts w:ascii="Aptos" w:hAnsi="Aptos"/>
+                <w:b/>
+                <w:i w:val="0"/>
+                <w:color w:val="5A6A72"/>
+                <w:sz w:val="20"/>
+              </w:rPr>
+              <w:t>15:15</w:t>
+            </w:r>
+          </w:p>
+        </w:tc>
+        <w:tc>
+          <w:tcPr>
+            <w:tcW w:type="dxa" w:w="4703"/>
+          </w:tcPr>
+          <w:p>
+            <w:pPr>
+              <w:spacing w:before="60" w:after="60"/>
             </w:pPr>
             <w:r>
               <w:rPr>
                 <w:rFonts w:ascii="Aptos" w:hAnsi="Aptos"/>
                 <w:b w:val="0"/>
                 <w:i w:val="0"/>
-                <w:color w:val="0D2632"/>
-                <w:sz w:val="21"/>
+                <w:color w:val="5A6A72"/>
+                <w:sz w:val="20"/>
               </w:rPr>
-              <w:t>Los tres plazos de conservación: 20, 10 y 5 años, y qué registro va en cada uno.</w:t>
+              <w:t xml:space="preserve">Los objetivos </w:t>
+            </w:r>
+            <w:r>
+              <w:rPr>
+                <w:rFonts w:ascii="Aptos" w:hAnsi="Aptos"/>
+                <w:b/>
+                <w:i w:val="0"/>
+                <w:color w:val="5A6A72"/>
+                <w:sz w:val="20"/>
+              </w:rPr>
+              <w:t>pueden integrarse con otros objetivos del negocio</w:t>
+            </w:r>
+            <w:r>
+              <w:rPr>
+                <w:rFonts w:ascii="Aptos" w:hAnsi="Aptos"/>
+                <w:b w:val="0"/>
+                <w:i w:val="0"/>
+                <w:color w:val="5A6A72"/>
+                <w:sz w:val="20"/>
+              </w:rPr>
+              <w:t xml:space="preserve"> y se establecen en las funciones y niveles pertinentes</w:t>
             </w:r>
           </w:p>
+        </w:tc>
+      </w:tr>
+      <w:tr>
+        <w:tc>
+          <w:tcPr>
+            <w:tcW w:type="dxa" w:w="4703"/>
+          </w:tcPr>
           <w:p>
             <w:pPr>
-              <w:spacing w:before="0" w:after="40"/>
-              <w:ind w:left="170"/>
+              <w:spacing w:before="60" w:after="60"/>
+            </w:pPr>
+            <w:r>
+              <w:rPr>
+                <w:rFonts w:ascii="Aptos" w:hAnsi="Aptos"/>
+                <w:b/>
+                <w:i w:val="0"/>
+                <w:color w:val="5A6A72"/>
+                <w:sz w:val="20"/>
+              </w:rPr>
+              <w:t>15:26</w:t>
+            </w:r>
+          </w:p>
+        </w:tc>
+        <w:tc>
+          <w:tcPr>
+            <w:tcW w:type="dxa" w:w="4703"/>
+          </w:tcPr>
+          <w:p>
+            <w:pPr>
+              <w:spacing w:before="60" w:after="60"/>
             </w:pPr>
             <w:r>
               <w:rPr>
                 <w:rFonts w:ascii="Aptos" w:hAnsi="Aptos"/>
                 <w:b w:val="0"/>
                 <w:i w:val="0"/>
-                <w:color w:val="0D2632"/>
-                <w:sz w:val="21"/>
+                <w:color w:val="5A6A72"/>
+                <w:sz w:val="20"/>
               </w:rPr>
-              <w:t>Que hay archivo activo de los últimos 12 meses.</w:t>
+              <w:t xml:space="preserve">Tres alturas, con el mismo ejemplo del ruido: </w:t>
+            </w:r>
+            <w:r>
+              <w:rPr>
+                <w:rFonts w:ascii="Aptos" w:hAnsi="Aptos"/>
+                <w:b/>
+                <w:i w:val="0"/>
+                <w:color w:val="5A6A72"/>
+                <w:sz w:val="20"/>
+              </w:rPr>
+              <w:t>estratégico</w:t>
+            </w:r>
+            <w:r>
+              <w:rPr>
+                <w:rFonts w:ascii="Aptos" w:hAnsi="Aptos"/>
+                <w:b w:val="0"/>
+                <w:i w:val="0"/>
+                <w:color w:val="5A6A72"/>
+                <w:sz w:val="20"/>
+              </w:rPr>
+              <w:t xml:space="preserve"> (eliminar la exposición al ruido), </w:t>
+            </w:r>
+            <w:r>
+              <w:rPr>
+                <w:rFonts w:ascii="Aptos" w:hAnsi="Aptos"/>
+                <w:b/>
+                <w:i w:val="0"/>
+                <w:color w:val="5A6A72"/>
+                <w:sz w:val="20"/>
+              </w:rPr>
+              <w:t>táctico</w:t>
+            </w:r>
+            <w:r>
+              <w:rPr>
+                <w:rFonts w:ascii="Aptos" w:hAnsi="Aptos"/>
+                <w:b w:val="0"/>
+                <w:i w:val="0"/>
+                <w:color w:val="5A6A72"/>
+                <w:sz w:val="20"/>
+              </w:rPr>
+              <w:t xml:space="preserve"> a nivel de instalación o proyecto (reducir el ruido en la fuente) y </w:t>
+            </w:r>
+            <w:r>
+              <w:rPr>
+                <w:rFonts w:ascii="Aptos" w:hAnsi="Aptos"/>
+                <w:b/>
+                <w:i w:val="0"/>
+                <w:color w:val="5A6A72"/>
+                <w:sz w:val="20"/>
+              </w:rPr>
+              <w:t>operacional</w:t>
+            </w:r>
+            <w:r>
+              <w:rPr>
+                <w:rFonts w:ascii="Aptos" w:hAnsi="Aptos"/>
+                <w:b w:val="0"/>
+                <w:i w:val="0"/>
+                <w:color w:val="5A6A72"/>
+                <w:sz w:val="20"/>
+              </w:rPr>
+              <w:t xml:space="preserve"> a nivel de actividad (confinar máquinas individuales)</w:t>
             </w:r>
           </w:p>
+        </w:tc>
+      </w:tr>
+      <w:tr>
+        <w:tc>
+          <w:tcPr>
+            <w:tcW w:type="dxa" w:w="4703"/>
+          </w:tcPr>
           <w:p>
             <w:pPr>
-              <w:spacing w:before="0" w:after="120"/>
-              <w:ind w:left="170"/>
+              <w:spacing w:before="60" w:after="60"/>
+            </w:pPr>
+            <w:r>
+              <w:rPr>
+                <w:rFonts w:ascii="Aptos" w:hAnsi="Aptos"/>
+                <w:b/>
+                <w:i w:val="0"/>
+                <w:color w:val="5A6A72"/>
+                <w:sz w:val="20"/>
+              </w:rPr>
+              <w:t>16:05</w:t>
+            </w:r>
+          </w:p>
+        </w:tc>
+        <w:tc>
+          <w:tcPr>
+            <w:tcW w:type="dxa" w:w="4703"/>
+          </w:tcPr>
+          <w:p>
+            <w:pPr>
+              <w:spacing w:before="60" w:after="60"/>
             </w:pPr>
             <w:r>
               <w:rPr>
                 <w:rFonts w:ascii="Aptos" w:hAnsi="Aptos"/>
                 <w:b w:val="0"/>
                 <w:i w:val="0"/>
-                <w:color w:val="0D2632"/>
-                <w:sz w:val="21"/>
+                <w:color w:val="5A6A72"/>
+                <w:sz w:val="20"/>
               </w:rPr>
-              <w:t>Que los trabajadores pueden consultar los registros, salvo la información de salud, que requiere autorización escrita.</w:t>
+              <w:t xml:space="preserve">La medición puede ser </w:t>
+            </w:r>
+            <w:r>
+              <w:rPr>
+                <w:rFonts w:ascii="Aptos" w:hAnsi="Aptos"/>
+                <w:b/>
+                <w:i w:val="0"/>
+                <w:color w:val="5A6A72"/>
+                <w:sz w:val="20"/>
+              </w:rPr>
+              <w:t>cualitativa o cuantitativa</w:t>
+            </w:r>
+            <w:r>
+              <w:rPr>
+                <w:rFonts w:ascii="Aptos" w:hAnsi="Aptos"/>
+                <w:b w:val="0"/>
+                <w:i w:val="0"/>
+                <w:color w:val="5A6A72"/>
+                <w:sz w:val="20"/>
+              </w:rPr>
+              <w:t>; las cualitativas salen de encuestas, entrevistas y observaciones</w:t>
+            </w:r>
+          </w:p>
+        </w:tc>
+      </w:tr>
+      <w:tr>
+        <w:tc>
+          <w:tcPr>
+            <w:tcW w:type="dxa" w:w="4703"/>
+          </w:tcPr>
+          <w:p>
+            <w:pPr>
+              <w:spacing w:before="60" w:after="60"/>
+            </w:pPr>
+            <w:r>
+              <w:rPr>
+                <w:rFonts w:ascii="Aptos" w:hAnsi="Aptos"/>
+                <w:b/>
+                <w:i w:val="0"/>
+                <w:color w:val="5A6A72"/>
+                <w:sz w:val="20"/>
+              </w:rPr>
+              <w:t>16:20</w:t>
+            </w:r>
+          </w:p>
+        </w:tc>
+        <w:tc>
+          <w:tcPr>
+            <w:tcW w:type="dxa" w:w="4703"/>
+          </w:tcPr>
+          <w:p>
+            <w:pPr>
+              <w:spacing w:before="60" w:after="60"/>
+            </w:pPr>
+            <w:r>
+              <w:rPr>
+                <w:rFonts w:ascii="Aptos" w:hAnsi="Aptos"/>
+                <w:b/>
+                <w:i w:val="0"/>
+                <w:color w:val="5A6A72"/>
+                <w:sz w:val="20"/>
+              </w:rPr>
+              <w:t>No hace falta un objetivo para cada riesgo y oportunidad</w:t>
+            </w:r>
+            <w:r>
+              <w:rPr>
+                <w:rFonts w:ascii="Aptos" w:hAnsi="Aptos"/>
+                <w:b w:val="0"/>
+                <w:i w:val="0"/>
+                <w:color w:val="5A6A72"/>
+                <w:sz w:val="20"/>
+              </w:rPr>
+              <w:t xml:space="preserve"> que se determine</w:t>
+            </w:r>
+          </w:p>
+        </w:tc>
+      </w:tr>
+      <w:tr>
+        <w:tc>
+          <w:tcPr>
+            <w:tcW w:type="dxa" w:w="4703"/>
+          </w:tcPr>
+          <w:p>
+            <w:pPr>
+              <w:spacing w:before="60" w:after="60"/>
+            </w:pPr>
+            <w:r>
+              <w:rPr>
+                <w:rFonts w:ascii="Aptos" w:hAnsi="Aptos"/>
+                <w:b/>
+                <w:i w:val="0"/>
+                <w:color w:val="5A6A72"/>
+                <w:sz w:val="20"/>
+              </w:rPr>
+              <w:t>16:27</w:t>
+            </w:r>
+          </w:p>
+        </w:tc>
+        <w:tc>
+          <w:tcPr>
+            <w:tcW w:type="dxa" w:w="4703"/>
+          </w:tcPr>
+          <w:p>
+            <w:pPr>
+              <w:spacing w:before="60" w:after="60"/>
+            </w:pPr>
+            <w:r>
+              <w:rPr>
+                <w:rFonts w:ascii="Aptos" w:hAnsi="Aptos"/>
+                <w:b/>
+                <w:i w:val="0"/>
+                <w:color w:val="5A6A72"/>
+                <w:sz w:val="20"/>
+              </w:rPr>
+              <w:t>Planificación para lograr los objetivos.</w:t>
+            </w:r>
+            <w:r>
+              <w:rPr>
+                <w:rFonts w:ascii="Aptos" w:hAnsi="Aptos"/>
+                <w:b w:val="0"/>
+                <w:i w:val="0"/>
+                <w:color w:val="5A6A72"/>
+                <w:sz w:val="20"/>
+              </w:rPr>
+              <w:t xml:space="preserve"> Se puede planificar de manera individual o colectiva, y un plan puede servir a varios objetivos</w:t>
+            </w:r>
+          </w:p>
+        </w:tc>
+      </w:tr>
+      <w:tr>
+        <w:tc>
+          <w:tcPr>
+            <w:tcW w:type="dxa" w:w="4703"/>
+          </w:tcPr>
+          <w:p>
+            <w:pPr>
+              <w:spacing w:before="60" w:after="60"/>
+            </w:pPr>
+            <w:r>
+              <w:rPr>
+                <w:rFonts w:ascii="Aptos" w:hAnsi="Aptos"/>
+                <w:b/>
+                <w:i w:val="0"/>
+                <w:color w:val="5A6A72"/>
+                <w:sz w:val="20"/>
+              </w:rPr>
+              <w:t>16:44</w:t>
+            </w:r>
+          </w:p>
+        </w:tc>
+        <w:tc>
+          <w:tcPr>
+            <w:tcW w:type="dxa" w:w="4703"/>
+          </w:tcPr>
+          <w:p>
+            <w:pPr>
+              <w:spacing w:before="60" w:after="60"/>
+            </w:pPr>
+            <w:r>
+              <w:rPr>
+                <w:rFonts w:ascii="Aptos" w:hAnsi="Aptos"/>
+                <w:b w:val="0"/>
+                <w:i w:val="0"/>
+                <w:color w:val="5A6A72"/>
+                <w:sz w:val="20"/>
+              </w:rPr>
+              <w:t xml:space="preserve">Hay que </w:t>
+            </w:r>
+            <w:r>
+              <w:rPr>
+                <w:rFonts w:ascii="Aptos" w:hAnsi="Aptos"/>
+                <w:b/>
+                <w:i w:val="0"/>
+                <w:color w:val="5A6A72"/>
+                <w:sz w:val="20"/>
+              </w:rPr>
+              <w:t>examinar los recursos</w:t>
+            </w:r>
+            <w:r>
+              <w:rPr>
+                <w:rFonts w:ascii="Aptos" w:hAnsi="Aptos"/>
+                <w:b w:val="0"/>
+                <w:i w:val="0"/>
+                <w:color w:val="5A6A72"/>
+                <w:sz w:val="20"/>
+              </w:rPr>
+              <w:t xml:space="preserve"> que hace falta —financieros, humanos, de equipo, de infraestructura—</w:t>
+            </w:r>
+          </w:p>
+        </w:tc>
+      </w:tr>
+      <w:tr>
+        <w:tc>
+          <w:tcPr>
+            <w:tcW w:type="dxa" w:w="4703"/>
+          </w:tcPr>
+          <w:p>
+            <w:pPr>
+              <w:spacing w:before="60" w:after="60"/>
+            </w:pPr>
+            <w:r>
+              <w:rPr>
+                <w:rFonts w:ascii="Aptos" w:hAnsi="Aptos"/>
+                <w:b/>
+                <w:i w:val="0"/>
+                <w:color w:val="5A6A72"/>
+                <w:sz w:val="20"/>
+              </w:rPr>
+              <w:t>16:54</w:t>
+            </w:r>
+          </w:p>
+        </w:tc>
+        <w:tc>
+          <w:tcPr>
+            <w:tcW w:type="dxa" w:w="4703"/>
+          </w:tcPr>
+          <w:p>
+            <w:pPr>
+              <w:spacing w:before="60" w:after="60"/>
+            </w:pPr>
+            <w:r>
+              <w:rPr>
+                <w:rFonts w:ascii="Aptos" w:hAnsi="Aptos"/>
+                <w:b/>
+                <w:i w:val="0"/>
+                <w:color w:val="5A6A72"/>
+                <w:sz w:val="20"/>
+              </w:rPr>
+              <w:t>Cuando sea posible, cada objetivo se asocia a un indicador</w:t>
+            </w:r>
+            <w:r>
+              <w:rPr>
+                <w:rFonts w:ascii="Aptos" w:hAnsi="Aptos"/>
+                <w:b w:val="0"/>
+                <w:i w:val="0"/>
+                <w:color w:val="5A6A72"/>
+                <w:sz w:val="20"/>
+              </w:rPr>
+              <w:t>, que puede ser estratégico, táctico u operacional</w:t>
             </w:r>
           </w:p>
         </w:tc>
